--- a/PMSCS/Study.docx
+++ b/PMSCS/Study.docx
@@ -5709,7 +5709,25 @@
           <w:sz w:val="24"/>
           <w:szCs w:val="24"/>
         </w:rPr>
-        <w:t xml:space="preserve">      [PC1]          [PC2]          [PC3]   [Printer]</w:t>
+        <w:t xml:space="preserve">      [PC1]       </w:t>
+      </w:r>
+      <w:proofErr w:type="gramStart"/>
+      <w:r>
+        <w:rPr>
+          <w:rFonts w:ascii="Courier New" w:eastAsia="Times New Roman" w:hAnsi="Courier New" w:cs="Courier New"/>
+          <w:sz w:val="24"/>
+          <w:szCs w:val="24"/>
+        </w:rPr>
+        <w:t xml:space="preserve">   [</w:t>
+      </w:r>
+      <w:proofErr w:type="gramEnd"/>
+      <w:r>
+        <w:rPr>
+          <w:rFonts w:ascii="Courier New" w:eastAsia="Times New Roman" w:hAnsi="Courier New" w:cs="Courier New"/>
+          <w:sz w:val="24"/>
+          <w:szCs w:val="24"/>
+        </w:rPr>
+        <w:t>PC2]          [PC3]   [Printer]</w:t>
       </w:r>
     </w:p>
     <w:p>
@@ -6825,6 +6843,96 @@
     </w:p>
     <w:p>
       <w:pPr>
+        <w:spacing w:before="240" w:after="100" w:afterAutospacing="1" w:line="240" w:lineRule="auto"/>
+        <w:rPr>
+          <w:rFonts w:ascii="Times New Roman" w:eastAsia="Times New Roman" w:hAnsi="Times New Roman" w:cs="Times New Roman"/>
+          <w:sz w:val="24"/>
+          <w:szCs w:val="24"/>
+        </w:rPr>
+      </w:pPr>
+      <w:r>
+        <w:rPr>
+          <w:rFonts w:ascii="Times New Roman" w:eastAsia="Times New Roman" w:hAnsi="Times New Roman" w:cs="Times New Roman"/>
+          <w:sz w:val="24"/>
+          <w:szCs w:val="24"/>
+        </w:rPr>
+        <w:t>[T]===============================================[T]</w:t>
+      </w:r>
+    </w:p>
+    <w:p>
+      <w:pPr>
+        <w:spacing w:before="240" w:after="100" w:afterAutospacing="1" w:line="240" w:lineRule="auto"/>
+        <w:rPr>
+          <w:rFonts w:ascii="Times New Roman" w:eastAsia="Times New Roman" w:hAnsi="Times New Roman" w:cs="Times New Roman"/>
+          <w:sz w:val="24"/>
+          <w:szCs w:val="24"/>
+        </w:rPr>
+      </w:pPr>
+      <w:r>
+        <w:rPr>
+          <w:rFonts w:ascii="Times New Roman" w:eastAsia="Times New Roman" w:hAnsi="Times New Roman" w:cs="Times New Roman"/>
+          <w:sz w:val="24"/>
+          <w:szCs w:val="24"/>
+        </w:rPr>
+        <w:t xml:space="preserve">     Backbone Cable (Main Bus Cable)</w:t>
+      </w:r>
+    </w:p>
+    <w:p>
+      <w:pPr>
+        <w:spacing w:before="240" w:after="100" w:afterAutospacing="1" w:line="240" w:lineRule="auto"/>
+        <w:rPr>
+          <w:rFonts w:ascii="Times New Roman" w:eastAsia="Times New Roman" w:hAnsi="Times New Roman" w:cs="Times New Roman"/>
+          <w:sz w:val="24"/>
+          <w:szCs w:val="24"/>
+        </w:rPr>
+      </w:pPr>
+      <w:r>
+        <w:rPr>
+          <w:rFonts w:ascii="Times New Roman" w:eastAsia="Times New Roman" w:hAnsi="Times New Roman" w:cs="Times New Roman"/>
+          <w:sz w:val="24"/>
+          <w:szCs w:val="24"/>
+        </w:rPr>
+        <w:t xml:space="preserve">        │             │             │             │</w:t>
+      </w:r>
+    </w:p>
+    <w:p>
+      <w:pPr>
+        <w:spacing w:before="240" w:after="100" w:afterAutospacing="1" w:line="240" w:lineRule="auto"/>
+        <w:rPr>
+          <w:rFonts w:ascii="Times New Roman" w:eastAsia="Times New Roman" w:hAnsi="Times New Roman" w:cs="Times New Roman"/>
+          <w:sz w:val="24"/>
+          <w:szCs w:val="24"/>
+        </w:rPr>
+      </w:pPr>
+      <w:r>
+        <w:rPr>
+          <w:rFonts w:ascii="Times New Roman" w:eastAsia="Times New Roman" w:hAnsi="Times New Roman" w:cs="Times New Roman"/>
+          <w:sz w:val="24"/>
+          <w:szCs w:val="24"/>
+        </w:rPr>
+        <w:t xml:space="preserve">     [PC-1] ========&gt; [PC-2] ======&gt; [PC-3] ====&gt; [PC-4]</w:t>
+      </w:r>
+    </w:p>
+    <w:p>
+      <w:pPr>
+        <w:spacing w:before="240" w:after="100" w:afterAutospacing="1" w:line="240" w:lineRule="auto"/>
+        <w:rPr>
+          <w:rFonts w:ascii="Times New Roman" w:eastAsia="Times New Roman" w:hAnsi="Times New Roman" w:cs="Times New Roman"/>
+          <w:sz w:val="24"/>
+          <w:szCs w:val="24"/>
+        </w:rPr>
+      </w:pPr>
+      <w:r>
+        <w:rPr>
+          <w:rFonts w:ascii="Times New Roman" w:eastAsia="Times New Roman" w:hAnsi="Times New Roman" w:cs="Times New Roman"/>
+          <w:sz w:val="24"/>
+          <w:szCs w:val="24"/>
+        </w:rPr>
+        <w:t xml:space="preserve">                         Ignore         Accept      Ignore</w:t>
+      </w:r>
+    </w:p>
+    <w:p>
+      <w:pPr>
         <w:spacing w:before="240" w:after="0" w:line="240" w:lineRule="auto"/>
         <w:rPr>
           <w:rFonts w:ascii="Times New Roman" w:eastAsia="Times New Roman" w:hAnsi="Times New Roman" w:cs="Times New Roman"/>
@@ -6854,6 +6962,7 @@
           <w:bCs/>
           <w:kern w:val="36"/>
         </w:rPr>
+        <w:lastRenderedPageBreak/>
         <w:t xml:space="preserve">2. STAR TOPOLOGY </w:t>
       </w:r>
       <w:r>
@@ -7334,7 +7443,6 @@
           <w:sz w:val="24"/>
           <w:szCs w:val="24"/>
         </w:rPr>
-        <w:lastRenderedPageBreak/>
         <w:pict>
           <v:rect id="_x0000_i1035" style="width:0;height:1.5pt" o:hralign="center" o:hrstd="t" o:hr="t" fillcolor="#a0a0a0" stroked="f"/>
         </w:pict>
@@ -7554,7 +7662,25 @@
           <w:sz w:val="24"/>
           <w:szCs w:val="24"/>
         </w:rPr>
-        <w:t>[PC2] ─────────────── [ SWITCH ] ─────────────── [PC3]</w:t>
+        <w:t xml:space="preserve">[PC2] ─────────────── [ </w:t>
+      </w:r>
+      <w:proofErr w:type="gramStart"/>
+      <w:r>
+        <w:rPr>
+          <w:rStyle w:val="HTMLCode"/>
+          <w:sz w:val="24"/>
+          <w:szCs w:val="24"/>
+        </w:rPr>
+        <w:t>SWITCH ]</w:t>
+      </w:r>
+      <w:proofErr w:type="gramEnd"/>
+      <w:r>
+        <w:rPr>
+          <w:rStyle w:val="HTMLCode"/>
+          <w:sz w:val="24"/>
+          <w:szCs w:val="24"/>
+        </w:rPr>
+        <w:t xml:space="preserve"> ─────────────── [PC3]</w:t>
       </w:r>
     </w:p>
     <w:p>
@@ -7683,6 +7809,7 @@
           <w:sz w:val="24"/>
           <w:szCs w:val="24"/>
         </w:rPr>
+        <w:lastRenderedPageBreak/>
         <w:t>Figure Explanation</w:t>
       </w:r>
     </w:p>
@@ -7824,7 +7951,6 @@
           <w:sz w:val="24"/>
           <w:szCs w:val="24"/>
         </w:rPr>
-        <w:lastRenderedPageBreak/>
         <w:t xml:space="preserve">Easy Management </w:t>
       </w:r>
     </w:p>
@@ -9012,6 +9138,7 @@
           <w:sz w:val="24"/>
           <w:szCs w:val="24"/>
         </w:rPr>
+        <w:lastRenderedPageBreak/>
         <w:t xml:space="preserve">Each device receives the data frame and checks the </w:t>
       </w:r>
       <w:r>
@@ -9135,7 +9262,6 @@
           <w:sz w:val="24"/>
           <w:szCs w:val="24"/>
         </w:rPr>
-        <w:lastRenderedPageBreak/>
         <w:t>Easy Example</w:t>
       </w:r>
     </w:p>
@@ -9721,6 +9847,7 @@
           <w:sz w:val="24"/>
           <w:szCs w:val="24"/>
         </w:rPr>
+        <w:lastRenderedPageBreak/>
         <w:t>Disadvantages</w:t>
       </w:r>
     </w:p>
@@ -9829,7 +9956,6 @@
           <w:sz w:val="24"/>
           <w:szCs w:val="24"/>
         </w:rPr>
-        <w:lastRenderedPageBreak/>
         <w:t>4. MESH TOPOLOGY</w:t>
       </w:r>
     </w:p>
@@ -10285,6 +10411,7 @@
           <w:sz w:val="24"/>
           <w:szCs w:val="24"/>
         </w:rPr>
+        <w:lastRenderedPageBreak/>
         <w:t>Figure</w:t>
       </w:r>
     </w:p>
@@ -10413,7 +10540,25 @@
           <w:sz w:val="24"/>
           <w:szCs w:val="24"/>
         </w:rPr>
-        <w:t xml:space="preserve">          [PC1]-------------[PC2]</w:t>
+        <w:t xml:space="preserve">          [PC</w:t>
+      </w:r>
+      <w:proofErr w:type="gramStart"/>
+      <w:r>
+        <w:rPr>
+          <w:rFonts w:ascii="Courier New" w:eastAsia="Times New Roman" w:hAnsi="Courier New" w:cs="Courier New"/>
+          <w:sz w:val="24"/>
+          <w:szCs w:val="24"/>
+        </w:rPr>
+        <w:t>1]-------------</w:t>
+      </w:r>
+      <w:proofErr w:type="gramEnd"/>
+      <w:r>
+        <w:rPr>
+          <w:rFonts w:ascii="Courier New" w:eastAsia="Times New Roman" w:hAnsi="Courier New" w:cs="Courier New"/>
+          <w:sz w:val="24"/>
+          <w:szCs w:val="24"/>
+        </w:rPr>
+        <w:t>[PC2]</w:t>
       </w:r>
     </w:p>
     <w:p>
@@ -10449,7 +10594,6 @@
           <w:sz w:val="24"/>
           <w:szCs w:val="24"/>
         </w:rPr>
-        <w:lastRenderedPageBreak/>
         <w:t xml:space="preserve">             |\             /|</w:t>
       </w:r>
     </w:p>
@@ -10702,7 +10846,25 @@
           <w:sz w:val="24"/>
           <w:szCs w:val="24"/>
         </w:rPr>
-        <w:t xml:space="preserve">          [PC3]-------------[PC4]</w:t>
+        <w:t xml:space="preserve">          [PC</w:t>
+      </w:r>
+      <w:proofErr w:type="gramStart"/>
+      <w:r>
+        <w:rPr>
+          <w:rFonts w:ascii="Courier New" w:eastAsia="Times New Roman" w:hAnsi="Courier New" w:cs="Courier New"/>
+          <w:sz w:val="24"/>
+          <w:szCs w:val="24"/>
+        </w:rPr>
+        <w:t>3]-------------</w:t>
+      </w:r>
+      <w:proofErr w:type="gramEnd"/>
+      <w:r>
+        <w:rPr>
+          <w:rFonts w:ascii="Courier New" w:eastAsia="Times New Roman" w:hAnsi="Courier New" w:cs="Courier New"/>
+          <w:sz w:val="24"/>
+          <w:szCs w:val="24"/>
+        </w:rPr>
+        <w:t>[PC4]</w:t>
       </w:r>
     </w:p>
     <w:p>
@@ -11086,6 +11248,7 @@
           <w:sz w:val="24"/>
           <w:szCs w:val="24"/>
         </w:rPr>
+        <w:lastRenderedPageBreak/>
         <w:t>Military Network, Data Center</w:t>
       </w:r>
     </w:p>
@@ -11307,7 +11470,6 @@
           <w:sz w:val="24"/>
           <w:szCs w:val="24"/>
         </w:rPr>
-        <w:lastRenderedPageBreak/>
         <w:t>✅</w:t>
       </w:r>
       <w:r>
@@ -11641,7 +11803,25 @@
           <w:sz w:val="24"/>
           <w:szCs w:val="24"/>
         </w:rPr>
-        <w:t xml:space="preserve">              [Switch-1]             [Switch-2]</w:t>
+        <w:t xml:space="preserve">              [Switch-1]          </w:t>
+      </w:r>
+      <w:proofErr w:type="gramStart"/>
+      <w:r>
+        <w:rPr>
+          <w:rFonts w:ascii="Courier New" w:eastAsia="Times New Roman" w:hAnsi="Courier New" w:cs="Courier New"/>
+          <w:sz w:val="24"/>
+          <w:szCs w:val="24"/>
+        </w:rPr>
+        <w:t xml:space="preserve">   [</w:t>
+      </w:r>
+      <w:proofErr w:type="gramEnd"/>
+      <w:r>
+        <w:rPr>
+          <w:rFonts w:ascii="Courier New" w:eastAsia="Times New Roman" w:hAnsi="Courier New" w:cs="Courier New"/>
+          <w:sz w:val="24"/>
+          <w:szCs w:val="24"/>
+        </w:rPr>
+        <w:t>Switch-2]</w:t>
       </w:r>
     </w:p>
     <w:p>
@@ -11713,7 +11893,25 @@
           <w:sz w:val="24"/>
           <w:szCs w:val="24"/>
         </w:rPr>
-        <w:t xml:space="preserve">            [PC1]   [PC2]         [PC3]   [PC4]</w:t>
+        <w:t xml:space="preserve">            [PC1]</w:t>
+      </w:r>
+      <w:proofErr w:type="gramStart"/>
+      <w:r>
+        <w:rPr>
+          <w:rFonts w:ascii="Courier New" w:eastAsia="Times New Roman" w:hAnsi="Courier New" w:cs="Courier New"/>
+          <w:sz w:val="24"/>
+          <w:szCs w:val="24"/>
+        </w:rPr>
+        <w:t xml:space="preserve">   [</w:t>
+      </w:r>
+      <w:proofErr w:type="gramEnd"/>
+      <w:r>
+        <w:rPr>
+          <w:rFonts w:ascii="Courier New" w:eastAsia="Times New Roman" w:hAnsi="Courier New" w:cs="Courier New"/>
+          <w:sz w:val="24"/>
+          <w:szCs w:val="24"/>
+        </w:rPr>
+        <w:t>PC2]         [PC3]   [PC4]</w:t>
       </w:r>
     </w:p>
     <w:p>
@@ -12039,6 +12237,7 @@
           <w:sz w:val="24"/>
           <w:szCs w:val="24"/>
         </w:rPr>
+        <w:lastRenderedPageBreak/>
         <w:t xml:space="preserve">Easy Expansion </w:t>
       </w:r>
     </w:p>
@@ -12147,7 +12346,6 @@
           <w:sz w:val="24"/>
           <w:szCs w:val="24"/>
         </w:rPr>
-        <w:lastRenderedPageBreak/>
         <w:t>University Campus Network</w:t>
       </w:r>
     </w:p>
@@ -12738,7 +12936,25 @@
           <w:sz w:val="24"/>
           <w:szCs w:val="24"/>
         </w:rPr>
-        <w:t xml:space="preserve">              [PC1]  [PC2]   [PC3]</w:t>
+        <w:t xml:space="preserve">              [PC1</w:t>
+      </w:r>
+      <w:proofErr w:type="gramStart"/>
+      <w:r>
+        <w:rPr>
+          <w:rFonts w:ascii="Courier New" w:eastAsia="Times New Roman" w:hAnsi="Courier New" w:cs="Courier New"/>
+          <w:sz w:val="24"/>
+          <w:szCs w:val="24"/>
+        </w:rPr>
+        <w:t>]  [</w:t>
+      </w:r>
+      <w:proofErr w:type="gramEnd"/>
+      <w:r>
+        <w:rPr>
+          <w:rFonts w:ascii="Courier New" w:eastAsia="Times New Roman" w:hAnsi="Courier New" w:cs="Courier New"/>
+          <w:sz w:val="24"/>
+          <w:szCs w:val="24"/>
+        </w:rPr>
+        <w:t>PC2]   [PC3]</w:t>
       </w:r>
     </w:p>
     <w:p>
@@ -12830,6 +13046,7 @@
           <w:sz w:val="24"/>
           <w:szCs w:val="24"/>
         </w:rPr>
+        <w:lastRenderedPageBreak/>
         <w:t>================== BACKBONE CABLE ==================</w:t>
       </w:r>
     </w:p>
@@ -13038,7 +13255,6 @@
           <w:sz w:val="24"/>
           <w:szCs w:val="24"/>
         </w:rPr>
-        <w:lastRenderedPageBreak/>
         <w:t xml:space="preserve">                  /     |      \</w:t>
       </w:r>
     </w:p>
@@ -13075,7 +13291,25 @@
           <w:sz w:val="24"/>
           <w:szCs w:val="24"/>
         </w:rPr>
-        <w:t xml:space="preserve">              [PC4]  [PC5]   [PC6]</w:t>
+        <w:t xml:space="preserve">              [PC4</w:t>
+      </w:r>
+      <w:proofErr w:type="gramStart"/>
+      <w:r>
+        <w:rPr>
+          <w:rFonts w:ascii="Courier New" w:eastAsia="Times New Roman" w:hAnsi="Courier New" w:cs="Courier New"/>
+          <w:sz w:val="24"/>
+          <w:szCs w:val="24"/>
+        </w:rPr>
+        <w:t>]  [</w:t>
+      </w:r>
+      <w:proofErr w:type="gramEnd"/>
+      <w:r>
+        <w:rPr>
+          <w:rFonts w:ascii="Courier New" w:eastAsia="Times New Roman" w:hAnsi="Courier New" w:cs="Courier New"/>
+          <w:sz w:val="24"/>
+          <w:szCs w:val="24"/>
+        </w:rPr>
+        <w:t>PC5]   [PC6]</w:t>
       </w:r>
     </w:p>
     <w:p>
@@ -13671,6 +13905,7 @@
           <w:sz w:val="24"/>
           <w:szCs w:val="24"/>
         </w:rPr>
+        <w:lastRenderedPageBreak/>
         <w:t>Large Banks, Corporate Offices</w:t>
       </w:r>
     </w:p>
@@ -13780,7 +14015,6 @@
                 <w:sz w:val="24"/>
                 <w:szCs w:val="24"/>
               </w:rPr>
-              <w:lastRenderedPageBreak/>
               <w:t>Topology</w:t>
             </w:r>
           </w:p>
@@ -14730,6 +14964,7 @@
         <w:pStyle w:val="Heading1"/>
         <w:spacing w:before="240" w:beforeAutospacing="0"/>
         <w:rPr>
+          <w:color w:val="FF0000"/>
           <w:sz w:val="24"/>
           <w:szCs w:val="24"/>
         </w:rPr>
@@ -14737,6 +14972,7 @@
       <w:r>
         <w:rPr>
           <w:rFonts w:ascii="Segoe UI Symbol" w:hAnsi="Segoe UI Symbol" w:cs="Segoe UI Symbol"/>
+          <w:color w:val="FF0000"/>
           <w:sz w:val="24"/>
           <w:szCs w:val="24"/>
         </w:rPr>
@@ -14744,6 +14980,7 @@
       </w:r>
       <w:r>
         <w:rPr>
+          <w:color w:val="FF0000"/>
           <w:sz w:val="24"/>
           <w:szCs w:val="24"/>
         </w:rPr>
@@ -14916,6 +15153,7 @@
                 <w:sz w:val="24"/>
                 <w:szCs w:val="24"/>
               </w:rPr>
+              <w:lastRenderedPageBreak/>
               <w:t>Class</w:t>
             </w:r>
           </w:p>
@@ -15074,7 +15312,6 @@
                 <w:sz w:val="24"/>
                 <w:szCs w:val="24"/>
               </w:rPr>
-              <w:lastRenderedPageBreak/>
               <w:t>C</w:t>
             </w:r>
           </w:p>
@@ -15438,6 +15675,7 @@
           <w:sz w:val="24"/>
           <w:szCs w:val="24"/>
         </w:rPr>
+        <w:lastRenderedPageBreak/>
         <w:t>11111111.11100000.00000000.00000000</w:t>
       </w:r>
     </w:p>
@@ -15495,7 +15733,6 @@
         <w:rPr>
           <w:rFonts w:ascii="Nirmala UI" w:hAnsi="Nirmala UI" w:cs="Nirmala UI"/>
         </w:rPr>
-        <w:lastRenderedPageBreak/>
         <w:t>অতএব</w:t>
       </w:r>
       <w:proofErr w:type="spellEnd"/>
@@ -15844,7 +16081,26 @@
           <w:sz w:val="24"/>
           <w:szCs w:val="24"/>
         </w:rPr>
-        <w:t>2^(Borrowed Bits)</w:t>
+        <w:lastRenderedPageBreak/>
+        <w:t>2</w:t>
+      </w:r>
+      <w:proofErr w:type="gramStart"/>
+      <w:r>
+        <w:rPr>
+          <w:rStyle w:val="HTMLCode"/>
+          <w:sz w:val="24"/>
+          <w:szCs w:val="24"/>
+        </w:rPr>
+        <w:t>^(</w:t>
+      </w:r>
+      <w:proofErr w:type="gramEnd"/>
+      <w:r>
+        <w:rPr>
+          <w:rStyle w:val="HTMLCode"/>
+          <w:sz w:val="24"/>
+          <w:szCs w:val="24"/>
+        </w:rPr>
+        <w:t>Borrowed Bits)</w:t>
       </w:r>
     </w:p>
     <w:p>
@@ -15899,7 +16155,6 @@
           <w:sz w:val="24"/>
           <w:szCs w:val="24"/>
         </w:rPr>
-        <w:lastRenderedPageBreak/>
         <w:pict>
           <v:rect id="_x0000_i1052" style="width:0;height:1.5pt" o:hralign="center" o:hrstd="t" o:hr="t" fillcolor="#a0a0a0" stroked="f"/>
         </w:pict>
@@ -15946,7 +16201,25 @@
           <w:sz w:val="24"/>
           <w:szCs w:val="24"/>
         </w:rPr>
-        <w:t>2^(Host Bits) − 2</w:t>
+        <w:t>2</w:t>
+      </w:r>
+      <w:proofErr w:type="gramStart"/>
+      <w:r>
+        <w:rPr>
+          <w:rStyle w:val="HTMLCode"/>
+          <w:sz w:val="24"/>
+          <w:szCs w:val="24"/>
+        </w:rPr>
+        <w:t>^(</w:t>
+      </w:r>
+      <w:proofErr w:type="gramEnd"/>
+      <w:r>
+        <w:rPr>
+          <w:rStyle w:val="HTMLCode"/>
+          <w:sz w:val="24"/>
+          <w:szCs w:val="24"/>
+        </w:rPr>
+        <w:t>Host Bits) − 2</w:t>
       </w:r>
     </w:p>
     <w:p>
@@ -16322,6 +16595,7 @@
           <w:sz w:val="24"/>
           <w:szCs w:val="24"/>
         </w:rPr>
+        <w:lastRenderedPageBreak/>
         <w:t>128</w:t>
       </w:r>
     </w:p>
@@ -16378,7 +16652,6 @@
           <w:sz w:val="24"/>
           <w:szCs w:val="24"/>
         </w:rPr>
-        <w:lastRenderedPageBreak/>
         <w:t>224</w:t>
       </w:r>
     </w:p>
@@ -16832,6 +17105,7 @@
                 <w:sz w:val="24"/>
                 <w:szCs w:val="24"/>
               </w:rPr>
+              <w:lastRenderedPageBreak/>
               <w:t>Default Mask</w:t>
             </w:r>
           </w:p>
@@ -16934,7 +17208,6 @@
                 <w:sz w:val="24"/>
                 <w:szCs w:val="24"/>
               </w:rPr>
-              <w:lastRenderedPageBreak/>
               <w:t>Borrowed Bits</w:t>
             </w:r>
           </w:p>
@@ -17344,6 +17617,7 @@
         <w:pStyle w:val="Heading1"/>
         <w:spacing w:before="240" w:beforeAutospacing="0"/>
         <w:rPr>
+          <w:color w:val="FF0000"/>
           <w:sz w:val="24"/>
           <w:szCs w:val="24"/>
         </w:rPr>
@@ -17351,6 +17625,7 @@
       <w:r>
         <w:rPr>
           <w:rFonts w:ascii="Segoe UI Symbol" w:hAnsi="Segoe UI Symbol" w:cs="Segoe UI Symbol"/>
+          <w:color w:val="FF0000"/>
           <w:sz w:val="24"/>
           <w:szCs w:val="24"/>
         </w:rPr>
@@ -17358,6 +17633,7 @@
       </w:r>
       <w:r>
         <w:rPr>
+          <w:color w:val="FF0000"/>
           <w:sz w:val="24"/>
           <w:szCs w:val="24"/>
         </w:rPr>
@@ -17463,6 +17739,7 @@
         <w:rPr>
           <w:rFonts w:ascii="Nirmala UI" w:hAnsi="Nirmala UI" w:cs="Nirmala UI"/>
         </w:rPr>
+        <w:lastRenderedPageBreak/>
         <w:t>প্রথম</w:t>
       </w:r>
       <w:proofErr w:type="spellEnd"/>
@@ -17512,7 +17789,6 @@
         <w:rPr>
           <w:rFonts w:ascii="Segoe UI Symbol" w:hAnsi="Segoe UI Symbol" w:cs="Segoe UI Symbol"/>
         </w:rPr>
-        <w:lastRenderedPageBreak/>
         <w:t>👉</w:t>
       </w:r>
       <w:r>
@@ -17881,6 +18157,7 @@
           <w:sz w:val="24"/>
           <w:szCs w:val="24"/>
         </w:rPr>
+        <w:lastRenderedPageBreak/>
         <w:t>255.255.240.0 = /20</w:t>
       </w:r>
     </w:p>
@@ -17925,7 +18202,6 @@
         <w:spacing w:before="240" w:beforeAutospacing="0"/>
       </w:pPr>
       <w:r>
-        <w:lastRenderedPageBreak/>
         <w:t>Default</w:t>
       </w:r>
     </w:p>
@@ -18195,7 +18471,25 @@
           <w:sz w:val="24"/>
           <w:szCs w:val="24"/>
         </w:rPr>
-        <w:t>2^(Borrowed Bits)</w:t>
+        <w:t>2</w:t>
+      </w:r>
+      <w:proofErr w:type="gramStart"/>
+      <w:r>
+        <w:rPr>
+          <w:rStyle w:val="HTMLCode"/>
+          <w:sz w:val="24"/>
+          <w:szCs w:val="24"/>
+        </w:rPr>
+        <w:t>^(</w:t>
+      </w:r>
+      <w:proofErr w:type="gramEnd"/>
+      <w:r>
+        <w:rPr>
+          <w:rStyle w:val="HTMLCode"/>
+          <w:sz w:val="24"/>
+          <w:szCs w:val="24"/>
+        </w:rPr>
+        <w:t>Borrowed Bits)</w:t>
       </w:r>
     </w:p>
     <w:p>
@@ -18286,6 +18580,7 @@
           <w:sz w:val="24"/>
           <w:szCs w:val="24"/>
         </w:rPr>
+        <w:lastRenderedPageBreak/>
         <w:t>Step-7: Number of Hosts</w:t>
       </w:r>
     </w:p>
@@ -18313,7 +18608,25 @@
           <w:sz w:val="24"/>
           <w:szCs w:val="24"/>
         </w:rPr>
-        <w:t>2^(Host Bits) − 2</w:t>
+        <w:t>2</w:t>
+      </w:r>
+      <w:proofErr w:type="gramStart"/>
+      <w:r>
+        <w:rPr>
+          <w:rStyle w:val="HTMLCode"/>
+          <w:sz w:val="24"/>
+          <w:szCs w:val="24"/>
+        </w:rPr>
+        <w:t>^(</w:t>
+      </w:r>
+      <w:proofErr w:type="gramEnd"/>
+      <w:r>
+        <w:rPr>
+          <w:rStyle w:val="HTMLCode"/>
+          <w:sz w:val="24"/>
+          <w:szCs w:val="24"/>
+        </w:rPr>
+        <w:t>Host Bits) − 2</w:t>
       </w:r>
     </w:p>
     <w:p>
@@ -18332,7 +18645,6 @@
           <w:sz w:val="24"/>
           <w:szCs w:val="24"/>
         </w:rPr>
-        <w:lastRenderedPageBreak/>
         <w:t>2¹² − 2</w:t>
       </w:r>
     </w:p>
@@ -18702,6 +19014,7 @@
           <w:sz w:val="24"/>
           <w:szCs w:val="24"/>
         </w:rPr>
+        <w:lastRenderedPageBreak/>
         <w:t>35</w:t>
       </w:r>
     </w:p>
@@ -18765,7 +19078,6 @@
           <w:sz w:val="24"/>
           <w:szCs w:val="24"/>
         </w:rPr>
-        <w:lastRenderedPageBreak/>
         <w:pict>
           <v:rect id="_x0000_i1065" style="width:0;height:1.5pt" o:hralign="center" o:hrstd="t" o:hr="t" fillcolor="#a0a0a0" stroked="f"/>
         </w:pict>
@@ -19260,6 +19572,7 @@
                 <w:sz w:val="24"/>
                 <w:szCs w:val="24"/>
               </w:rPr>
+              <w:lastRenderedPageBreak/>
               <w:t>Host Bits</w:t>
             </w:r>
           </w:p>
@@ -19362,7 +19675,6 @@
                 <w:sz w:val="24"/>
                 <w:szCs w:val="24"/>
               </w:rPr>
-              <w:lastRenderedPageBreak/>
               <w:t>Usable Hosts</w:t>
             </w:r>
           </w:p>
@@ -20368,6 +20680,7 @@
                 <w:sz w:val="24"/>
                 <w:szCs w:val="24"/>
               </w:rPr>
+              <w:lastRenderedPageBreak/>
               <w:t>Borrowed Bits</w:t>
             </w:r>
           </w:p>
@@ -20562,7 +20875,6 @@
                 <w:sz w:val="24"/>
                 <w:szCs w:val="24"/>
               </w:rPr>
-              <w:lastRenderedPageBreak/>
               <w:t>Subnets</w:t>
             </w:r>
           </w:p>
@@ -21171,6 +21483,7 @@
           <w:sz w:val="24"/>
           <w:szCs w:val="24"/>
         </w:rPr>
+        <w:lastRenderedPageBreak/>
         <w:t>Step-2: Write the Default Subnet Mask</w:t>
       </w:r>
     </w:p>
@@ -21218,7 +21531,6 @@
         <w:spacing w:before="240" w:beforeAutospacing="0"/>
       </w:pPr>
       <w:r>
-        <w:lastRenderedPageBreak/>
         <w:t>Binary:</w:t>
       </w:r>
     </w:p>
@@ -21582,6 +21894,7 @@
           <w:sz w:val="24"/>
           <w:szCs w:val="24"/>
         </w:rPr>
+        <w:lastRenderedPageBreak/>
         <w:t>8+8+8+3=27</w:t>
       </w:r>
     </w:p>
@@ -21630,7 +21943,6 @@
           <w:sz w:val="24"/>
           <w:szCs w:val="24"/>
         </w:rPr>
-        <w:lastRenderedPageBreak/>
         <w:pict>
           <v:rect id="_x0000_i1071" style="width:0;height:1.5pt" o:hralign="center" o:hrstd="t" o:hr="t" fillcolor="#a0a0a0" stroked="f"/>
         </w:pict>
@@ -22024,7 +22336,26 @@
           <w:sz w:val="24"/>
           <w:szCs w:val="24"/>
         </w:rPr>
-        <w:t>2^(Borrowed Bits)</w:t>
+        <w:lastRenderedPageBreak/>
+        <w:t>2</w:t>
+      </w:r>
+      <w:proofErr w:type="gramStart"/>
+      <w:r>
+        <w:rPr>
+          <w:rStyle w:val="HTMLCode"/>
+          <w:sz w:val="24"/>
+          <w:szCs w:val="24"/>
+        </w:rPr>
+        <w:t>^(</w:t>
+      </w:r>
+      <w:proofErr w:type="gramEnd"/>
+      <w:r>
+        <w:rPr>
+          <w:rStyle w:val="HTMLCode"/>
+          <w:sz w:val="24"/>
+          <w:szCs w:val="24"/>
+        </w:rPr>
+        <w:t>Borrowed Bits)</w:t>
       </w:r>
     </w:p>
     <w:p>
@@ -22079,7 +22410,6 @@
           <w:sz w:val="24"/>
           <w:szCs w:val="24"/>
         </w:rPr>
-        <w:lastRenderedPageBreak/>
         <w:pict>
           <v:rect id="_x0000_i1074" style="width:0;height:1.5pt" o:hralign="center" o:hrstd="t" o:hr="t" fillcolor="#a0a0a0" stroked="f"/>
         </w:pict>
@@ -22126,7 +22456,25 @@
           <w:sz w:val="24"/>
           <w:szCs w:val="24"/>
         </w:rPr>
-        <w:t>2^(Host Bits)-2</w:t>
+        <w:t>2</w:t>
+      </w:r>
+      <w:proofErr w:type="gramStart"/>
+      <w:r>
+        <w:rPr>
+          <w:rStyle w:val="HTMLCode"/>
+          <w:sz w:val="24"/>
+          <w:szCs w:val="24"/>
+        </w:rPr>
+        <w:t>^(</w:t>
+      </w:r>
+      <w:proofErr w:type="gramEnd"/>
+      <w:r>
+        <w:rPr>
+          <w:rStyle w:val="HTMLCode"/>
+          <w:sz w:val="24"/>
+          <w:szCs w:val="24"/>
+        </w:rPr>
+        <w:t>Host Bits)-2</w:t>
       </w:r>
     </w:p>
     <w:p>
@@ -22680,6 +23028,7 @@
           <w:sz w:val="24"/>
           <w:szCs w:val="24"/>
         </w:rPr>
+        <w:lastRenderedPageBreak/>
         <w:t>192.168.10.0</w:t>
       </w:r>
     </w:p>
@@ -22813,7 +23162,6 @@
           <w:sz w:val="24"/>
           <w:szCs w:val="24"/>
         </w:rPr>
-        <w:lastRenderedPageBreak/>
         <w:pict>
           <v:rect id="_x0000_i1076" style="width:0;height:1.5pt" o:hralign="center" o:hrstd="t" o:hr="t" fillcolor="#a0a0a0" stroked="f"/>
         </w:pict>
@@ -23307,6 +23655,7 @@
           <w:sz w:val="24"/>
           <w:szCs w:val="24"/>
         </w:rPr>
+        <w:lastRenderedPageBreak/>
         <w:t>Step-8: Block Size</w:t>
       </w:r>
     </w:p>
@@ -23352,7 +23701,6 @@
           <w:sz w:val="24"/>
           <w:szCs w:val="24"/>
         </w:rPr>
-        <w:lastRenderedPageBreak/>
         <w:t>32</w:t>
       </w:r>
     </w:p>
@@ -23695,6 +24043,7 @@
           <w:sz w:val="24"/>
           <w:szCs w:val="24"/>
         </w:rPr>
+        <w:lastRenderedPageBreak/>
         <w:t>25</w:t>
       </w:r>
     </w:p>
@@ -23755,7 +24104,6 @@
         <w:rPr>
           <w:rFonts w:ascii="Nirmala UI" w:hAnsi="Nirmala UI" w:cs="Nirmala UI"/>
         </w:rPr>
-        <w:lastRenderedPageBreak/>
         <w:t>অতএব</w:t>
       </w:r>
       <w:proofErr w:type="spellEnd"/>
@@ -24226,6 +24574,7 @@
                 <w:sz w:val="24"/>
                 <w:szCs w:val="24"/>
               </w:rPr>
+              <w:lastRenderedPageBreak/>
               <w:t>Borrowed Bits</w:t>
             </w:r>
           </w:p>
@@ -24328,7 +24677,6 @@
                 <w:sz w:val="24"/>
                 <w:szCs w:val="24"/>
               </w:rPr>
-              <w:lastRenderedPageBreak/>
               <w:t>Number of Subnets</w:t>
             </w:r>
           </w:p>
@@ -25069,6 +25417,7 @@
         <w:rPr>
           <w:rStyle w:val="Strong"/>
         </w:rPr>
+        <w:lastRenderedPageBreak/>
         <w:t>The OSI (Open Systems Interconnection) Model is a seven-layer reference model developed by the International Organization for Standardization (ISO). It standardizes network communication by dividing the communication process into seven logical layers, where each layer performs a specific function and provides services to the layer above it.</w:t>
       </w:r>
     </w:p>
@@ -25102,8 +25451,802 @@
           <w:sz w:val="24"/>
           <w:szCs w:val="24"/>
         </w:rPr>
+        <w:t>OSI Model (Graphical View)</w:t>
+      </w:r>
+    </w:p>
+    <w:p>
+      <w:pPr>
+        <w:pStyle w:val="HTMLPreformatted"/>
+        <w:rPr>
+          <w:rStyle w:val="HTMLCode"/>
+          <w:sz w:val="24"/>
+          <w:szCs w:val="24"/>
+        </w:rPr>
+      </w:pPr>
+      <w:r>
+        <w:rPr>
+          <w:rStyle w:val="HTMLCode"/>
+          <w:sz w:val="24"/>
+          <w:szCs w:val="24"/>
+        </w:rPr>
+        <w:t xml:space="preserve">                 OSI MODEL</w:t>
+      </w:r>
+    </w:p>
+    <w:p>
+      <w:pPr>
+        <w:pStyle w:val="HTMLPreformatted"/>
+        <w:rPr>
+          <w:rStyle w:val="HTMLCode"/>
+          <w:sz w:val="24"/>
+          <w:szCs w:val="24"/>
+        </w:rPr>
+      </w:pPr>
+    </w:p>
+    <w:p>
+      <w:pPr>
+        <w:pStyle w:val="HTMLPreformatted"/>
+        <w:rPr>
+          <w:rStyle w:val="HTMLCode"/>
+          <w:sz w:val="24"/>
+          <w:szCs w:val="24"/>
+        </w:rPr>
+      </w:pPr>
+      <w:r>
+        <w:rPr>
+          <w:rStyle w:val="HTMLCode"/>
+          <w:sz w:val="24"/>
+          <w:szCs w:val="24"/>
+        </w:rPr>
+        <w:t xml:space="preserve">        User</w:t>
+      </w:r>
+    </w:p>
+    <w:p>
+      <w:pPr>
+        <w:pStyle w:val="HTMLPreformatted"/>
+        <w:rPr>
+          <w:rStyle w:val="HTMLCode"/>
+          <w:sz w:val="24"/>
+          <w:szCs w:val="24"/>
+        </w:rPr>
+      </w:pPr>
+      <w:r>
+        <w:rPr>
+          <w:rStyle w:val="HTMLCode"/>
+          <w:sz w:val="24"/>
+          <w:szCs w:val="24"/>
+        </w:rPr>
+        <w:t xml:space="preserve">          │</w:t>
+      </w:r>
+    </w:p>
+    <w:p>
+      <w:pPr>
+        <w:pStyle w:val="HTMLPreformatted"/>
+        <w:rPr>
+          <w:rStyle w:val="HTMLCode"/>
+          <w:sz w:val="24"/>
+          <w:szCs w:val="24"/>
+        </w:rPr>
+      </w:pPr>
+      <w:r>
+        <w:rPr>
+          <w:rStyle w:val="HTMLCode"/>
+          <w:sz w:val="24"/>
+          <w:szCs w:val="24"/>
+        </w:rPr>
+        <w:t xml:space="preserve">          ▼</w:t>
+      </w:r>
+    </w:p>
+    <w:p>
+      <w:pPr>
+        <w:pStyle w:val="HTMLPreformatted"/>
+        <w:rPr>
+          <w:rStyle w:val="HTMLCode"/>
+          <w:sz w:val="24"/>
+          <w:szCs w:val="24"/>
+        </w:rPr>
+      </w:pPr>
+      <w:r>
+        <w:rPr>
+          <w:rStyle w:val="HTMLCode"/>
+          <w:sz w:val="24"/>
+          <w:szCs w:val="24"/>
+        </w:rPr>
+        <w:t>┌──────────────────────────────────────────────┐</w:t>
+      </w:r>
+    </w:p>
+    <w:p>
+      <w:pPr>
+        <w:pStyle w:val="HTMLPreformatted"/>
+        <w:rPr>
+          <w:rStyle w:val="HTMLCode"/>
+          <w:sz w:val="24"/>
+          <w:szCs w:val="24"/>
+        </w:rPr>
+      </w:pPr>
+      <w:r>
+        <w:rPr>
+          <w:rStyle w:val="HTMLCode"/>
+          <w:sz w:val="24"/>
+          <w:szCs w:val="24"/>
+        </w:rPr>
+        <w:t>│ 7. APPLICATION                               │</w:t>
+      </w:r>
+    </w:p>
+    <w:p>
+      <w:pPr>
+        <w:pStyle w:val="HTMLPreformatted"/>
+        <w:rPr>
+          <w:rStyle w:val="HTMLCode"/>
+          <w:sz w:val="24"/>
+          <w:szCs w:val="24"/>
+        </w:rPr>
+      </w:pPr>
+      <w:r>
+        <w:rPr>
+          <w:rStyle w:val="HTMLCode"/>
+          <w:sz w:val="24"/>
+          <w:szCs w:val="24"/>
+        </w:rPr>
+        <w:t>│ Services for End Users                       │</w:t>
+      </w:r>
+    </w:p>
+    <w:p>
+      <w:pPr>
+        <w:pStyle w:val="HTMLPreformatted"/>
+        <w:rPr>
+          <w:rStyle w:val="HTMLCode"/>
+          <w:sz w:val="24"/>
+          <w:szCs w:val="24"/>
+        </w:rPr>
+      </w:pPr>
+      <w:r>
+        <w:rPr>
+          <w:rStyle w:val="HTMLCode"/>
+          <w:sz w:val="24"/>
+          <w:szCs w:val="24"/>
+        </w:rPr>
+        <w:t>│ Protocols: HTTP, HTTPS, FTP, SMTP, DNS       │</w:t>
+      </w:r>
+    </w:p>
+    <w:p>
+      <w:pPr>
+        <w:pStyle w:val="HTMLPreformatted"/>
+        <w:rPr>
+          <w:rStyle w:val="HTMLCode"/>
+          <w:sz w:val="24"/>
+          <w:szCs w:val="24"/>
+        </w:rPr>
+      </w:pPr>
+      <w:r>
+        <w:rPr>
+          <w:rStyle w:val="HTMLCode"/>
+          <w:sz w:val="24"/>
+          <w:szCs w:val="24"/>
+        </w:rPr>
+        <w:t xml:space="preserve">│ </w:t>
+      </w:r>
+      <w:proofErr w:type="gramStart"/>
+      <w:r>
+        <w:rPr>
+          <w:rStyle w:val="HTMLCode"/>
+          <w:sz w:val="24"/>
+          <w:szCs w:val="24"/>
+        </w:rPr>
+        <w:t>PDU :</w:t>
+      </w:r>
+      <w:proofErr w:type="gramEnd"/>
+      <w:r>
+        <w:rPr>
+          <w:rStyle w:val="HTMLCode"/>
+          <w:sz w:val="24"/>
+          <w:szCs w:val="24"/>
+        </w:rPr>
+        <w:t xml:space="preserve"> Data                                   │</w:t>
+      </w:r>
+    </w:p>
+    <w:p>
+      <w:pPr>
+        <w:pStyle w:val="HTMLPreformatted"/>
+        <w:rPr>
+          <w:rStyle w:val="HTMLCode"/>
+          <w:sz w:val="24"/>
+          <w:szCs w:val="24"/>
+        </w:rPr>
+      </w:pPr>
+      <w:r>
+        <w:rPr>
+          <w:rStyle w:val="HTMLCode"/>
+          <w:sz w:val="24"/>
+          <w:szCs w:val="24"/>
+        </w:rPr>
+        <w:t>└──────────────────────────────────────────────┘</w:t>
+      </w:r>
+    </w:p>
+    <w:p>
+      <w:pPr>
+        <w:pStyle w:val="HTMLPreformatted"/>
+        <w:rPr>
+          <w:rStyle w:val="HTMLCode"/>
+          <w:sz w:val="24"/>
+          <w:szCs w:val="24"/>
+        </w:rPr>
+      </w:pPr>
+      <w:r>
+        <w:rPr>
+          <w:rStyle w:val="HTMLCode"/>
+          <w:sz w:val="24"/>
+          <w:szCs w:val="24"/>
+        </w:rPr>
+        <w:t xml:space="preserve">                     │</w:t>
+      </w:r>
+    </w:p>
+    <w:p>
+      <w:pPr>
+        <w:pStyle w:val="HTMLPreformatted"/>
+        <w:rPr>
+          <w:rStyle w:val="HTMLCode"/>
+          <w:sz w:val="24"/>
+          <w:szCs w:val="24"/>
+        </w:rPr>
+      </w:pPr>
+      <w:r>
+        <w:rPr>
+          <w:rStyle w:val="HTMLCode"/>
+          <w:sz w:val="24"/>
+          <w:szCs w:val="24"/>
+        </w:rPr>
+        <w:t xml:space="preserve">                     ▼</w:t>
+      </w:r>
+    </w:p>
+    <w:p>
+      <w:pPr>
+        <w:pStyle w:val="HTMLPreformatted"/>
+        <w:rPr>
+          <w:rStyle w:val="HTMLCode"/>
+          <w:sz w:val="24"/>
+          <w:szCs w:val="24"/>
+        </w:rPr>
+      </w:pPr>
+      <w:r>
+        <w:rPr>
+          <w:rStyle w:val="HTMLCode"/>
+          <w:sz w:val="24"/>
+          <w:szCs w:val="24"/>
+        </w:rPr>
+        <w:t>┌──────────────────────────────────────────────┐</w:t>
+      </w:r>
+    </w:p>
+    <w:p>
+      <w:pPr>
+        <w:pStyle w:val="HTMLPreformatted"/>
+        <w:rPr>
+          <w:rStyle w:val="HTMLCode"/>
+          <w:sz w:val="24"/>
+          <w:szCs w:val="24"/>
+        </w:rPr>
+      </w:pPr>
+      <w:r>
+        <w:rPr>
+          <w:rStyle w:val="HTMLCode"/>
+          <w:sz w:val="24"/>
+          <w:szCs w:val="24"/>
+        </w:rPr>
+        <w:t>│ 6. PRESENTATION                              │</w:t>
+      </w:r>
+    </w:p>
+    <w:p>
+      <w:pPr>
+        <w:pStyle w:val="HTMLPreformatted"/>
+        <w:rPr>
+          <w:rStyle w:val="HTMLCode"/>
+          <w:sz w:val="24"/>
+          <w:szCs w:val="24"/>
+        </w:rPr>
+      </w:pPr>
+      <w:r>
+        <w:rPr>
+          <w:rStyle w:val="HTMLCode"/>
+          <w:sz w:val="24"/>
+          <w:szCs w:val="24"/>
+        </w:rPr>
+        <w:t xml:space="preserve">│ Encryption, Decryption, </w:t>
+      </w:r>
+      <w:bookmarkStart w:id="0" w:name="_GoBack"/>
+      <w:bookmarkEnd w:id="0"/>
+      <w:r>
+        <w:rPr>
+          <w:rStyle w:val="HTMLCode"/>
+          <w:sz w:val="24"/>
+          <w:szCs w:val="24"/>
+        </w:rPr>
+        <w:t>Compression          │</w:t>
+      </w:r>
+    </w:p>
+    <w:p>
+      <w:pPr>
+        <w:pStyle w:val="HTMLPreformatted"/>
+        <w:rPr>
+          <w:rStyle w:val="HTMLCode"/>
+          <w:sz w:val="24"/>
+          <w:szCs w:val="24"/>
+        </w:rPr>
+      </w:pPr>
+      <w:r>
+        <w:rPr>
+          <w:rStyle w:val="HTMLCode"/>
+          <w:sz w:val="24"/>
+          <w:szCs w:val="24"/>
+        </w:rPr>
+        <w:t>│ Protocol: SSL/TLS                            │</w:t>
+      </w:r>
+    </w:p>
+    <w:p>
+      <w:pPr>
+        <w:pStyle w:val="HTMLPreformatted"/>
+        <w:rPr>
+          <w:rStyle w:val="HTMLCode"/>
+          <w:sz w:val="24"/>
+          <w:szCs w:val="24"/>
+        </w:rPr>
+      </w:pPr>
+      <w:r>
+        <w:rPr>
+          <w:rStyle w:val="HTMLCode"/>
+          <w:sz w:val="24"/>
+          <w:szCs w:val="24"/>
+        </w:rPr>
+        <w:t xml:space="preserve">│ </w:t>
+      </w:r>
+      <w:proofErr w:type="gramStart"/>
+      <w:r>
+        <w:rPr>
+          <w:rStyle w:val="HTMLCode"/>
+          <w:sz w:val="24"/>
+          <w:szCs w:val="24"/>
+        </w:rPr>
+        <w:t>PDU :</w:t>
+      </w:r>
+      <w:proofErr w:type="gramEnd"/>
+      <w:r>
+        <w:rPr>
+          <w:rStyle w:val="HTMLCode"/>
+          <w:sz w:val="24"/>
+          <w:szCs w:val="24"/>
+        </w:rPr>
+        <w:t xml:space="preserve"> Data                                   │</w:t>
+      </w:r>
+    </w:p>
+    <w:p>
+      <w:pPr>
+        <w:pStyle w:val="HTMLPreformatted"/>
+        <w:rPr>
+          <w:rStyle w:val="HTMLCode"/>
+          <w:sz w:val="24"/>
+          <w:szCs w:val="24"/>
+        </w:rPr>
+      </w:pPr>
+      <w:r>
+        <w:rPr>
+          <w:rStyle w:val="HTMLCode"/>
+          <w:sz w:val="24"/>
+          <w:szCs w:val="24"/>
+        </w:rPr>
+        <w:t>└──────────────────────────────────────────────┘</w:t>
+      </w:r>
+    </w:p>
+    <w:p>
+      <w:pPr>
+        <w:pStyle w:val="HTMLPreformatted"/>
+        <w:rPr>
+          <w:rStyle w:val="HTMLCode"/>
+          <w:sz w:val="24"/>
+          <w:szCs w:val="24"/>
+        </w:rPr>
+      </w:pPr>
+      <w:r>
+        <w:rPr>
+          <w:rStyle w:val="HTMLCode"/>
+          <w:sz w:val="24"/>
+          <w:szCs w:val="24"/>
+        </w:rPr>
+        <w:t xml:space="preserve">                     │</w:t>
+      </w:r>
+    </w:p>
+    <w:p>
+      <w:pPr>
+        <w:pStyle w:val="HTMLPreformatted"/>
+        <w:rPr>
+          <w:rStyle w:val="HTMLCode"/>
+          <w:sz w:val="24"/>
+          <w:szCs w:val="24"/>
+        </w:rPr>
+      </w:pPr>
+      <w:r>
+        <w:rPr>
+          <w:rStyle w:val="HTMLCode"/>
+          <w:sz w:val="24"/>
+          <w:szCs w:val="24"/>
+        </w:rPr>
+        <w:t xml:space="preserve">                     ▼</w:t>
+      </w:r>
+    </w:p>
+    <w:p>
+      <w:pPr>
+        <w:pStyle w:val="HTMLPreformatted"/>
+        <w:rPr>
+          <w:rStyle w:val="HTMLCode"/>
+          <w:sz w:val="24"/>
+          <w:szCs w:val="24"/>
+        </w:rPr>
+      </w:pPr>
+      <w:r>
+        <w:rPr>
+          <w:rStyle w:val="HTMLCode"/>
+          <w:sz w:val="24"/>
+          <w:szCs w:val="24"/>
+        </w:rPr>
+        <w:t>┌──────────────────────────────────────────────┐</w:t>
+      </w:r>
+    </w:p>
+    <w:p>
+      <w:pPr>
+        <w:pStyle w:val="HTMLPreformatted"/>
+        <w:rPr>
+          <w:rStyle w:val="HTMLCode"/>
+          <w:sz w:val="24"/>
+          <w:szCs w:val="24"/>
+        </w:rPr>
+      </w:pPr>
+      <w:r>
+        <w:rPr>
+          <w:rStyle w:val="HTMLCode"/>
+          <w:sz w:val="24"/>
+          <w:szCs w:val="24"/>
+        </w:rPr>
+        <w:t>│ 5. SESSION                                   │</w:t>
+      </w:r>
+    </w:p>
+    <w:p>
+      <w:pPr>
+        <w:pStyle w:val="HTMLPreformatted"/>
+        <w:rPr>
+          <w:rStyle w:val="HTMLCode"/>
+          <w:sz w:val="24"/>
+          <w:szCs w:val="24"/>
+        </w:rPr>
+      </w:pPr>
+      <w:r>
+        <w:rPr>
+          <w:rStyle w:val="HTMLCode"/>
+          <w:sz w:val="24"/>
+          <w:szCs w:val="24"/>
+        </w:rPr>
+        <w:t>│ Creates, Maintains &amp; Ends Sessions           │</w:t>
+      </w:r>
+    </w:p>
+    <w:p>
+      <w:pPr>
+        <w:pStyle w:val="HTMLPreformatted"/>
+        <w:rPr>
+          <w:rStyle w:val="HTMLCode"/>
+          <w:sz w:val="24"/>
+          <w:szCs w:val="24"/>
+        </w:rPr>
+      </w:pPr>
+      <w:r>
+        <w:rPr>
+          <w:rStyle w:val="HTMLCode"/>
+          <w:sz w:val="24"/>
+          <w:szCs w:val="24"/>
+        </w:rPr>
+        <w:t>│ Protocols: RPC, NetBIOS                      │</w:t>
+      </w:r>
+    </w:p>
+    <w:p>
+      <w:pPr>
+        <w:pStyle w:val="HTMLPreformatted"/>
+        <w:rPr>
+          <w:rStyle w:val="HTMLCode"/>
+          <w:sz w:val="24"/>
+          <w:szCs w:val="24"/>
+        </w:rPr>
+      </w:pPr>
+      <w:r>
+        <w:rPr>
+          <w:rStyle w:val="HTMLCode"/>
+          <w:sz w:val="24"/>
+          <w:szCs w:val="24"/>
+        </w:rPr>
+        <w:t xml:space="preserve">│ </w:t>
+      </w:r>
+      <w:proofErr w:type="gramStart"/>
+      <w:r>
+        <w:rPr>
+          <w:rStyle w:val="HTMLCode"/>
+          <w:sz w:val="24"/>
+          <w:szCs w:val="24"/>
+        </w:rPr>
+        <w:t>PDU :</w:t>
+      </w:r>
+      <w:proofErr w:type="gramEnd"/>
+      <w:r>
+        <w:rPr>
+          <w:rStyle w:val="HTMLCode"/>
+          <w:sz w:val="24"/>
+          <w:szCs w:val="24"/>
+        </w:rPr>
+        <w:t xml:space="preserve"> Data                                   │</w:t>
+      </w:r>
+    </w:p>
+    <w:p>
+      <w:pPr>
+        <w:pStyle w:val="HTMLPreformatted"/>
+        <w:rPr>
+          <w:rStyle w:val="HTMLCode"/>
+          <w:sz w:val="24"/>
+          <w:szCs w:val="24"/>
+        </w:rPr>
+      </w:pPr>
+      <w:r>
+        <w:rPr>
+          <w:rStyle w:val="HTMLCode"/>
+          <w:sz w:val="24"/>
+          <w:szCs w:val="24"/>
+        </w:rPr>
+        <w:t>└──────────────────────────────────────────────┘</w:t>
+      </w:r>
+    </w:p>
+    <w:p>
+      <w:pPr>
+        <w:pStyle w:val="HTMLPreformatted"/>
+        <w:rPr>
+          <w:rStyle w:val="HTMLCode"/>
+          <w:sz w:val="24"/>
+          <w:szCs w:val="24"/>
+        </w:rPr>
+      </w:pPr>
+      <w:r>
+        <w:rPr>
+          <w:rStyle w:val="HTMLCode"/>
+          <w:sz w:val="24"/>
+          <w:szCs w:val="24"/>
+        </w:rPr>
+        <w:t xml:space="preserve">                     │</w:t>
+      </w:r>
+    </w:p>
+    <w:p>
+      <w:pPr>
+        <w:pStyle w:val="HTMLPreformatted"/>
+        <w:rPr>
+          <w:rStyle w:val="HTMLCode"/>
+          <w:sz w:val="24"/>
+          <w:szCs w:val="24"/>
+        </w:rPr>
+      </w:pPr>
+      <w:r>
+        <w:rPr>
+          <w:rStyle w:val="HTMLCode"/>
+          <w:sz w:val="24"/>
+          <w:szCs w:val="24"/>
+        </w:rPr>
+        <w:t xml:space="preserve">                     ▼</w:t>
+      </w:r>
+    </w:p>
+    <w:p>
+      <w:pPr>
+        <w:pStyle w:val="HTMLPreformatted"/>
+        <w:rPr>
+          <w:rStyle w:val="HTMLCode"/>
+          <w:sz w:val="24"/>
+          <w:szCs w:val="24"/>
+        </w:rPr>
+      </w:pPr>
+      <w:r>
+        <w:rPr>
+          <w:rStyle w:val="HTMLCode"/>
+          <w:sz w:val="24"/>
+          <w:szCs w:val="24"/>
+        </w:rPr>
+        <w:t>┌──────────────────────────────────────────────┐</w:t>
+      </w:r>
+    </w:p>
+    <w:p>
+      <w:pPr>
+        <w:pStyle w:val="HTMLPreformatted"/>
+        <w:rPr>
+          <w:rStyle w:val="HTMLCode"/>
+          <w:sz w:val="24"/>
+          <w:szCs w:val="24"/>
+        </w:rPr>
+      </w:pPr>
+      <w:r>
+        <w:rPr>
+          <w:rStyle w:val="HTMLCode"/>
+          <w:sz w:val="24"/>
+          <w:szCs w:val="24"/>
+        </w:rPr>
+        <w:t>│ 4. TRANSPORT                                 │</w:t>
+      </w:r>
+    </w:p>
+    <w:p>
+      <w:pPr>
+        <w:pStyle w:val="HTMLPreformatted"/>
+        <w:rPr>
+          <w:rStyle w:val="HTMLCode"/>
+          <w:sz w:val="24"/>
+          <w:szCs w:val="24"/>
+        </w:rPr>
+      </w:pPr>
+      <w:r>
+        <w:rPr>
+          <w:rStyle w:val="HTMLCode"/>
+          <w:sz w:val="24"/>
+          <w:szCs w:val="24"/>
+        </w:rPr>
+        <w:t>│ Reliable Delivery, Segmentation              │</w:t>
+      </w:r>
+    </w:p>
+    <w:p>
+      <w:pPr>
+        <w:pStyle w:val="HTMLPreformatted"/>
+        <w:rPr>
+          <w:rStyle w:val="HTMLCode"/>
+          <w:sz w:val="24"/>
+          <w:szCs w:val="24"/>
+        </w:rPr>
+      </w:pPr>
+      <w:r>
+        <w:rPr>
+          <w:rStyle w:val="HTMLCode"/>
+          <w:sz w:val="24"/>
+          <w:szCs w:val="24"/>
+        </w:rPr>
+        <w:t>│ Flow Control, Error Recovery                 │</w:t>
+      </w:r>
+    </w:p>
+    <w:p>
+      <w:pPr>
+        <w:pStyle w:val="HTMLPreformatted"/>
+        <w:rPr>
+          <w:rStyle w:val="HTMLCode"/>
+          <w:sz w:val="24"/>
+          <w:szCs w:val="24"/>
+        </w:rPr>
+      </w:pPr>
+      <w:r>
+        <w:rPr>
+          <w:rStyle w:val="HTMLCode"/>
+          <w:sz w:val="24"/>
+          <w:szCs w:val="24"/>
+        </w:rPr>
+        <w:t>│ Protocols: TCP, UDP                          │</w:t>
+      </w:r>
+    </w:p>
+    <w:p>
+      <w:pPr>
+        <w:pStyle w:val="HTMLPreformatted"/>
+        <w:rPr>
+          <w:rStyle w:val="HTMLCode"/>
+          <w:sz w:val="24"/>
+          <w:szCs w:val="24"/>
+        </w:rPr>
+      </w:pPr>
+      <w:r>
+        <w:rPr>
+          <w:rStyle w:val="HTMLCode"/>
+          <w:sz w:val="24"/>
+          <w:szCs w:val="24"/>
+        </w:rPr>
+        <w:t xml:space="preserve">│ </w:t>
+      </w:r>
+      <w:proofErr w:type="gramStart"/>
+      <w:r>
+        <w:rPr>
+          <w:rStyle w:val="HTMLCode"/>
+          <w:sz w:val="24"/>
+          <w:szCs w:val="24"/>
+        </w:rPr>
+        <w:t>Address :</w:t>
+      </w:r>
+      <w:proofErr w:type="gramEnd"/>
+      <w:r>
+        <w:rPr>
+          <w:rStyle w:val="HTMLCode"/>
+          <w:sz w:val="24"/>
+          <w:szCs w:val="24"/>
+        </w:rPr>
+        <w:t xml:space="preserve"> Port Number                        │</w:t>
+      </w:r>
+    </w:p>
+    <w:p>
+      <w:pPr>
+        <w:pStyle w:val="HTMLPreformatted"/>
+        <w:rPr>
+          <w:rStyle w:val="HTMLCode"/>
+          <w:sz w:val="24"/>
+          <w:szCs w:val="24"/>
+        </w:rPr>
+      </w:pPr>
+      <w:r>
+        <w:rPr>
+          <w:rStyle w:val="HTMLCode"/>
+          <w:sz w:val="24"/>
+          <w:szCs w:val="24"/>
+        </w:rPr>
+        <w:t xml:space="preserve">│ </w:t>
+      </w:r>
+      <w:proofErr w:type="gramStart"/>
+      <w:r>
+        <w:rPr>
+          <w:rStyle w:val="HTMLCode"/>
+          <w:sz w:val="24"/>
+          <w:szCs w:val="24"/>
+        </w:rPr>
+        <w:t>PDU :</w:t>
+      </w:r>
+      <w:proofErr w:type="gramEnd"/>
+      <w:r>
+        <w:rPr>
+          <w:rStyle w:val="HTMLCode"/>
+          <w:sz w:val="24"/>
+          <w:szCs w:val="24"/>
+        </w:rPr>
+        <w:t xml:space="preserve"> Segment                                │</w:t>
+      </w:r>
+    </w:p>
+    <w:p>
+      <w:pPr>
+        <w:pStyle w:val="HTMLPreformatted"/>
+        <w:rPr>
+          <w:rStyle w:val="HTMLCode"/>
+          <w:sz w:val="24"/>
+          <w:szCs w:val="24"/>
+        </w:rPr>
+      </w:pPr>
+      <w:r>
+        <w:rPr>
+          <w:rStyle w:val="HTMLCode"/>
+          <w:sz w:val="24"/>
+          <w:szCs w:val="24"/>
+        </w:rPr>
+        <w:t>└──────────────────────────────────────────────┘</w:t>
+      </w:r>
+    </w:p>
+    <w:p>
+      <w:pPr>
+        <w:pStyle w:val="HTMLPreformatted"/>
+        <w:rPr>
+          <w:rStyle w:val="HTMLCode"/>
+          <w:sz w:val="24"/>
+          <w:szCs w:val="24"/>
+        </w:rPr>
+      </w:pPr>
+      <w:r>
+        <w:rPr>
+          <w:rStyle w:val="HTMLCode"/>
+          <w:sz w:val="24"/>
+          <w:szCs w:val="24"/>
+        </w:rPr>
+        <w:t xml:space="preserve">                     │</w:t>
+      </w:r>
+    </w:p>
+    <w:p>
+      <w:pPr>
+        <w:pStyle w:val="HTMLPreformatted"/>
+        <w:rPr>
+          <w:rStyle w:val="HTMLCode"/>
+          <w:sz w:val="24"/>
+          <w:szCs w:val="24"/>
+        </w:rPr>
+      </w:pPr>
+      <w:r>
+        <w:rPr>
+          <w:rStyle w:val="HTMLCode"/>
+          <w:sz w:val="24"/>
+          <w:szCs w:val="24"/>
+        </w:rPr>
         <w:lastRenderedPageBreak/>
-        <w:t>OSI Model (Graphical View)</w:t>
+        <w:t xml:space="preserve">                     ▼</w:t>
       </w:r>
     </w:p>
     <w:p>
@@ -25121,7 +26264,7 @@
           <w:sz w:val="24"/>
           <w:szCs w:val="24"/>
         </w:rPr>
-        <w:t xml:space="preserve">                 OSI MODEL</w:t>
+        <w:t>┌──────────────────────────────────────────────┐</w:t>
       </w:r>
     </w:p>
     <w:p>
@@ -25133,6 +26276,14 @@
           <w:szCs w:val="24"/>
         </w:rPr>
       </w:pPr>
+      <w:r>
+        <w:rPr>
+          <w:rStyle w:val="HTMLCode"/>
+          <w:sz w:val="24"/>
+          <w:szCs w:val="24"/>
+        </w:rPr>
+        <w:t>│ 3. NETWORK                                   │</w:t>
+      </w:r>
     </w:p>
     <w:p>
       <w:pPr>
@@ -25149,7 +26300,7 @@
           <w:sz w:val="24"/>
           <w:szCs w:val="24"/>
         </w:rPr>
-        <w:t xml:space="preserve">        User</w:t>
+        <w:t>│ Routing &amp; Logical Addressing                 │</w:t>
       </w:r>
     </w:p>
     <w:p>
@@ -25167,7 +26318,25 @@
           <w:sz w:val="24"/>
           <w:szCs w:val="24"/>
         </w:rPr>
-        <w:t xml:space="preserve">          │</w:t>
+        <w:t xml:space="preserve">│ </w:t>
+      </w:r>
+      <w:proofErr w:type="gramStart"/>
+      <w:r>
+        <w:rPr>
+          <w:rStyle w:val="HTMLCode"/>
+          <w:sz w:val="24"/>
+          <w:szCs w:val="24"/>
+        </w:rPr>
+        <w:t>Device :</w:t>
+      </w:r>
+      <w:proofErr w:type="gramEnd"/>
+      <w:r>
+        <w:rPr>
+          <w:rStyle w:val="HTMLCode"/>
+          <w:sz w:val="24"/>
+          <w:szCs w:val="24"/>
+        </w:rPr>
+        <w:t xml:space="preserve"> Router                              │</w:t>
       </w:r>
     </w:p>
     <w:p>
@@ -25185,7 +26354,7 @@
           <w:sz w:val="24"/>
           <w:szCs w:val="24"/>
         </w:rPr>
-        <w:t xml:space="preserve">          ▼</w:t>
+        <w:t>│ Protocols: IP, ICMP                          │</w:t>
       </w:r>
     </w:p>
     <w:p>
@@ -25203,6 +26372,132 @@
           <w:sz w:val="24"/>
           <w:szCs w:val="24"/>
         </w:rPr>
+        <w:t xml:space="preserve">│ </w:t>
+      </w:r>
+      <w:proofErr w:type="gramStart"/>
+      <w:r>
+        <w:rPr>
+          <w:rStyle w:val="HTMLCode"/>
+          <w:sz w:val="24"/>
+          <w:szCs w:val="24"/>
+        </w:rPr>
+        <w:t>Address :</w:t>
+      </w:r>
+      <w:proofErr w:type="gramEnd"/>
+      <w:r>
+        <w:rPr>
+          <w:rStyle w:val="HTMLCode"/>
+          <w:sz w:val="24"/>
+          <w:szCs w:val="24"/>
+        </w:rPr>
+        <w:t xml:space="preserve"> IP Address                         │</w:t>
+      </w:r>
+    </w:p>
+    <w:p>
+      <w:pPr>
+        <w:pStyle w:val="HTMLPreformatted"/>
+        <w:rPr>
+          <w:rStyle w:val="HTMLCode"/>
+          <w:sz w:val="24"/>
+          <w:szCs w:val="24"/>
+        </w:rPr>
+      </w:pPr>
+      <w:r>
+        <w:rPr>
+          <w:rStyle w:val="HTMLCode"/>
+          <w:sz w:val="24"/>
+          <w:szCs w:val="24"/>
+        </w:rPr>
+        <w:t xml:space="preserve">│ </w:t>
+      </w:r>
+      <w:proofErr w:type="gramStart"/>
+      <w:r>
+        <w:rPr>
+          <w:rStyle w:val="HTMLCode"/>
+          <w:sz w:val="24"/>
+          <w:szCs w:val="24"/>
+        </w:rPr>
+        <w:t>PDU :</w:t>
+      </w:r>
+      <w:proofErr w:type="gramEnd"/>
+      <w:r>
+        <w:rPr>
+          <w:rStyle w:val="HTMLCode"/>
+          <w:sz w:val="24"/>
+          <w:szCs w:val="24"/>
+        </w:rPr>
+        <w:t xml:space="preserve"> Packet                                 │</w:t>
+      </w:r>
+    </w:p>
+    <w:p>
+      <w:pPr>
+        <w:pStyle w:val="HTMLPreformatted"/>
+        <w:rPr>
+          <w:rStyle w:val="HTMLCode"/>
+          <w:sz w:val="24"/>
+          <w:szCs w:val="24"/>
+        </w:rPr>
+      </w:pPr>
+      <w:r>
+        <w:rPr>
+          <w:rStyle w:val="HTMLCode"/>
+          <w:sz w:val="24"/>
+          <w:szCs w:val="24"/>
+        </w:rPr>
+        <w:t>└──────────────────────────────────────────────┘</w:t>
+      </w:r>
+    </w:p>
+    <w:p>
+      <w:pPr>
+        <w:pStyle w:val="HTMLPreformatted"/>
+        <w:rPr>
+          <w:rStyle w:val="HTMLCode"/>
+          <w:sz w:val="24"/>
+          <w:szCs w:val="24"/>
+        </w:rPr>
+      </w:pPr>
+      <w:r>
+        <w:rPr>
+          <w:rStyle w:val="HTMLCode"/>
+          <w:sz w:val="24"/>
+          <w:szCs w:val="24"/>
+        </w:rPr>
+        <w:t xml:space="preserve">                     │</w:t>
+      </w:r>
+    </w:p>
+    <w:p>
+      <w:pPr>
+        <w:pStyle w:val="HTMLPreformatted"/>
+        <w:rPr>
+          <w:rStyle w:val="HTMLCode"/>
+          <w:sz w:val="24"/>
+          <w:szCs w:val="24"/>
+        </w:rPr>
+      </w:pPr>
+      <w:r>
+        <w:rPr>
+          <w:rStyle w:val="HTMLCode"/>
+          <w:sz w:val="24"/>
+          <w:szCs w:val="24"/>
+        </w:rPr>
+        <w:t xml:space="preserve">                     ▼</w:t>
+      </w:r>
+    </w:p>
+    <w:p>
+      <w:pPr>
+        <w:pStyle w:val="HTMLPreformatted"/>
+        <w:rPr>
+          <w:rStyle w:val="HTMLCode"/>
+          <w:sz w:val="24"/>
+          <w:szCs w:val="24"/>
+        </w:rPr>
+      </w:pPr>
+      <w:r>
+        <w:rPr>
+          <w:rStyle w:val="HTMLCode"/>
+          <w:sz w:val="24"/>
+          <w:szCs w:val="24"/>
+        </w:rPr>
         <w:t>┌──────────────────────────────────────────────┐</w:t>
       </w:r>
     </w:p>
@@ -25221,7 +26516,7 @@
           <w:sz w:val="24"/>
           <w:szCs w:val="24"/>
         </w:rPr>
-        <w:t>│ 7. APPLICATION                               │</w:t>
+        <w:t>│ 2. DATA LINK                                 │</w:t>
       </w:r>
     </w:p>
     <w:p>
@@ -25239,7 +26534,7 @@
           <w:sz w:val="24"/>
           <w:szCs w:val="24"/>
         </w:rPr>
-        <w:t>│ Services for End Users                       │</w:t>
+        <w:t>│ Framing, MAC Address, Error Detection        │</w:t>
       </w:r>
     </w:p>
     <w:p>
@@ -25257,7 +26552,25 @@
           <w:sz w:val="24"/>
           <w:szCs w:val="24"/>
         </w:rPr>
-        <w:t>│ Protocols: HTTP, HTTPS, FTP, SMTP, DNS       │</w:t>
+        <w:t xml:space="preserve">│ </w:t>
+      </w:r>
+      <w:proofErr w:type="gramStart"/>
+      <w:r>
+        <w:rPr>
+          <w:rStyle w:val="HTMLCode"/>
+          <w:sz w:val="24"/>
+          <w:szCs w:val="24"/>
+        </w:rPr>
+        <w:t>Devices :</w:t>
+      </w:r>
+      <w:proofErr w:type="gramEnd"/>
+      <w:r>
+        <w:rPr>
+          <w:rStyle w:val="HTMLCode"/>
+          <w:sz w:val="24"/>
+          <w:szCs w:val="24"/>
+        </w:rPr>
+        <w:t xml:space="preserve"> Switch, Bridge                     │</w:t>
       </w:r>
     </w:p>
     <w:p>
@@ -25275,7 +26588,25 @@
           <w:sz w:val="24"/>
           <w:szCs w:val="24"/>
         </w:rPr>
-        <w:t>│ PDU : Data                                   │</w:t>
+        <w:t xml:space="preserve">│ </w:t>
+      </w:r>
+      <w:proofErr w:type="gramStart"/>
+      <w:r>
+        <w:rPr>
+          <w:rStyle w:val="HTMLCode"/>
+          <w:sz w:val="24"/>
+          <w:szCs w:val="24"/>
+        </w:rPr>
+        <w:t>Address :</w:t>
+      </w:r>
+      <w:proofErr w:type="gramEnd"/>
+      <w:r>
+        <w:rPr>
+          <w:rStyle w:val="HTMLCode"/>
+          <w:sz w:val="24"/>
+          <w:szCs w:val="24"/>
+        </w:rPr>
+        <w:t xml:space="preserve"> MAC Address                        │</w:t>
       </w:r>
     </w:p>
     <w:p>
@@ -25293,6 +26624,42 @@
           <w:sz w:val="24"/>
           <w:szCs w:val="24"/>
         </w:rPr>
+        <w:t xml:space="preserve">│ </w:t>
+      </w:r>
+      <w:proofErr w:type="gramStart"/>
+      <w:r>
+        <w:rPr>
+          <w:rStyle w:val="HTMLCode"/>
+          <w:sz w:val="24"/>
+          <w:szCs w:val="24"/>
+        </w:rPr>
+        <w:t>PDU :</w:t>
+      </w:r>
+      <w:proofErr w:type="gramEnd"/>
+      <w:r>
+        <w:rPr>
+          <w:rStyle w:val="HTMLCode"/>
+          <w:sz w:val="24"/>
+          <w:szCs w:val="24"/>
+        </w:rPr>
+        <w:t xml:space="preserve"> Frame                                  │</w:t>
+      </w:r>
+    </w:p>
+    <w:p>
+      <w:pPr>
+        <w:pStyle w:val="HTMLPreformatted"/>
+        <w:rPr>
+          <w:rStyle w:val="HTMLCode"/>
+          <w:sz w:val="24"/>
+          <w:szCs w:val="24"/>
+        </w:rPr>
+      </w:pPr>
+      <w:r>
+        <w:rPr>
+          <w:rStyle w:val="HTMLCode"/>
+          <w:sz w:val="24"/>
+          <w:szCs w:val="24"/>
+        </w:rPr>
         <w:t>└──────────────────────────────────────────────┘</w:t>
       </w:r>
     </w:p>
@@ -25365,7 +26732,7 @@
           <w:sz w:val="24"/>
           <w:szCs w:val="24"/>
         </w:rPr>
-        <w:t>│ 6. PRESENTATION                              │</w:t>
+        <w:t>│ 1. PHYSICAL                                  │</w:t>
       </w:r>
     </w:p>
     <w:p>
@@ -25383,8 +26750,18 @@
           <w:sz w:val="24"/>
           <w:szCs w:val="24"/>
         </w:rPr>
-        <w:t>│ Encryption, Decryption, Compression          │</w:t>
-      </w:r>
+        <w:t>│ Sends Raw Bits Through Cable/Fiber/</w:t>
+      </w:r>
+      <w:proofErr w:type="gramStart"/>
+      <w:r>
+        <w:rPr>
+          <w:rStyle w:val="HTMLCode"/>
+          <w:sz w:val="24"/>
+          <w:szCs w:val="24"/>
+        </w:rPr>
+        <w:t>Wireless  │</w:t>
+      </w:r>
+      <w:proofErr w:type="gramEnd"/>
     </w:p>
     <w:p>
       <w:pPr>
@@ -25401,7 +26778,25 @@
           <w:sz w:val="24"/>
           <w:szCs w:val="24"/>
         </w:rPr>
-        <w:t>│ Protocol: SSL/TLS                            │</w:t>
+        <w:t xml:space="preserve">│ </w:t>
+      </w:r>
+      <w:proofErr w:type="gramStart"/>
+      <w:r>
+        <w:rPr>
+          <w:rStyle w:val="HTMLCode"/>
+          <w:sz w:val="24"/>
+          <w:szCs w:val="24"/>
+        </w:rPr>
+        <w:t>Devices :</w:t>
+      </w:r>
+      <w:proofErr w:type="gramEnd"/>
+      <w:r>
+        <w:rPr>
+          <w:rStyle w:val="HTMLCode"/>
+          <w:sz w:val="24"/>
+          <w:szCs w:val="24"/>
+        </w:rPr>
+        <w:t xml:space="preserve"> Hub, Repeater                      │</w:t>
       </w:r>
     </w:p>
     <w:p>
@@ -25419,818 +26814,25 @@
           <w:sz w:val="24"/>
           <w:szCs w:val="24"/>
         </w:rPr>
-        <w:t>│ PDU : Data                                   │</w:t>
-      </w:r>
-    </w:p>
-    <w:p>
-      <w:pPr>
-        <w:pStyle w:val="HTMLPreformatted"/>
-        <w:rPr>
-          <w:rStyle w:val="HTMLCode"/>
-          <w:sz w:val="24"/>
-          <w:szCs w:val="24"/>
-        </w:rPr>
-      </w:pPr>
-      <w:r>
-        <w:rPr>
-          <w:rStyle w:val="HTMLCode"/>
-          <w:sz w:val="24"/>
-          <w:szCs w:val="24"/>
-        </w:rPr>
-        <w:t>└──────────────────────────────────────────────┘</w:t>
-      </w:r>
-    </w:p>
-    <w:p>
-      <w:pPr>
-        <w:pStyle w:val="HTMLPreformatted"/>
-        <w:rPr>
-          <w:rStyle w:val="HTMLCode"/>
-          <w:sz w:val="24"/>
-          <w:szCs w:val="24"/>
-        </w:rPr>
-      </w:pPr>
-      <w:r>
-        <w:rPr>
-          <w:rStyle w:val="HTMLCode"/>
-          <w:sz w:val="24"/>
-          <w:szCs w:val="24"/>
-        </w:rPr>
-        <w:t xml:space="preserve">                     │</w:t>
-      </w:r>
-    </w:p>
-    <w:p>
-      <w:pPr>
-        <w:pStyle w:val="HTMLPreformatted"/>
-        <w:rPr>
-          <w:rStyle w:val="HTMLCode"/>
-          <w:sz w:val="24"/>
-          <w:szCs w:val="24"/>
-        </w:rPr>
-      </w:pPr>
-      <w:r>
-        <w:rPr>
-          <w:rStyle w:val="HTMLCode"/>
-          <w:sz w:val="24"/>
-          <w:szCs w:val="24"/>
-        </w:rPr>
-        <w:t xml:space="preserve">                     ▼</w:t>
-      </w:r>
-    </w:p>
-    <w:p>
-      <w:pPr>
-        <w:pStyle w:val="HTMLPreformatted"/>
-        <w:rPr>
-          <w:rStyle w:val="HTMLCode"/>
-          <w:sz w:val="24"/>
-          <w:szCs w:val="24"/>
-        </w:rPr>
-      </w:pPr>
-      <w:r>
-        <w:rPr>
-          <w:rStyle w:val="HTMLCode"/>
-          <w:sz w:val="24"/>
-          <w:szCs w:val="24"/>
-        </w:rPr>
-        <w:t>┌──────────────────────────────────────────────┐</w:t>
-      </w:r>
-    </w:p>
-    <w:p>
-      <w:pPr>
-        <w:pStyle w:val="HTMLPreformatted"/>
-        <w:rPr>
-          <w:rStyle w:val="HTMLCode"/>
-          <w:sz w:val="24"/>
-          <w:szCs w:val="24"/>
-        </w:rPr>
-      </w:pPr>
-      <w:r>
-        <w:rPr>
-          <w:rStyle w:val="HTMLCode"/>
-          <w:sz w:val="24"/>
-          <w:szCs w:val="24"/>
-        </w:rPr>
-        <w:t>│ 5. SESSION                                   │</w:t>
-      </w:r>
-    </w:p>
-    <w:p>
-      <w:pPr>
-        <w:pStyle w:val="HTMLPreformatted"/>
-        <w:rPr>
-          <w:rStyle w:val="HTMLCode"/>
-          <w:sz w:val="24"/>
-          <w:szCs w:val="24"/>
-        </w:rPr>
-      </w:pPr>
-      <w:r>
-        <w:rPr>
-          <w:rStyle w:val="HTMLCode"/>
-          <w:sz w:val="24"/>
-          <w:szCs w:val="24"/>
-        </w:rPr>
-        <w:t>│ Creates, Maintains &amp; Ends Sessions           │</w:t>
-      </w:r>
-    </w:p>
-    <w:p>
-      <w:pPr>
-        <w:pStyle w:val="HTMLPreformatted"/>
-        <w:rPr>
-          <w:rStyle w:val="HTMLCode"/>
-          <w:sz w:val="24"/>
-          <w:szCs w:val="24"/>
-        </w:rPr>
-      </w:pPr>
-      <w:r>
-        <w:rPr>
-          <w:rStyle w:val="HTMLCode"/>
-          <w:sz w:val="24"/>
-          <w:szCs w:val="24"/>
-        </w:rPr>
-        <w:t>│ Protocols: RPC, NetBIOS                      │</w:t>
-      </w:r>
-    </w:p>
-    <w:p>
-      <w:pPr>
-        <w:pStyle w:val="HTMLPreformatted"/>
-        <w:rPr>
-          <w:rStyle w:val="HTMLCode"/>
-          <w:sz w:val="24"/>
-          <w:szCs w:val="24"/>
-        </w:rPr>
-      </w:pPr>
-      <w:r>
-        <w:rPr>
-          <w:rStyle w:val="HTMLCode"/>
-          <w:sz w:val="24"/>
-          <w:szCs w:val="24"/>
-        </w:rPr>
-        <w:t>│ PDU : Data                                   │</w:t>
-      </w:r>
-    </w:p>
-    <w:p>
-      <w:pPr>
-        <w:pStyle w:val="HTMLPreformatted"/>
-        <w:rPr>
-          <w:rStyle w:val="HTMLCode"/>
-          <w:sz w:val="24"/>
-          <w:szCs w:val="24"/>
-        </w:rPr>
-      </w:pPr>
-      <w:r>
-        <w:rPr>
-          <w:rStyle w:val="HTMLCode"/>
-          <w:sz w:val="24"/>
-          <w:szCs w:val="24"/>
-        </w:rPr>
-        <w:t>└──────────────────────────────────────────────┘</w:t>
-      </w:r>
-    </w:p>
-    <w:p>
-      <w:pPr>
-        <w:pStyle w:val="HTMLPreformatted"/>
-        <w:rPr>
-          <w:rStyle w:val="HTMLCode"/>
-          <w:sz w:val="24"/>
-          <w:szCs w:val="24"/>
-        </w:rPr>
-      </w:pPr>
-      <w:r>
-        <w:rPr>
-          <w:rStyle w:val="HTMLCode"/>
-          <w:sz w:val="24"/>
-          <w:szCs w:val="24"/>
-        </w:rPr>
-        <w:t xml:space="preserve">                     │</w:t>
-      </w:r>
-    </w:p>
-    <w:p>
-      <w:pPr>
-        <w:pStyle w:val="HTMLPreformatted"/>
-        <w:rPr>
-          <w:rStyle w:val="HTMLCode"/>
-          <w:sz w:val="24"/>
-          <w:szCs w:val="24"/>
-        </w:rPr>
-      </w:pPr>
-      <w:r>
-        <w:rPr>
-          <w:rStyle w:val="HTMLCode"/>
-          <w:sz w:val="24"/>
-          <w:szCs w:val="24"/>
-        </w:rPr>
-        <w:t xml:space="preserve">                     ▼</w:t>
-      </w:r>
-    </w:p>
-    <w:p>
-      <w:pPr>
-        <w:pStyle w:val="HTMLPreformatted"/>
-        <w:rPr>
-          <w:rStyle w:val="HTMLCode"/>
-          <w:sz w:val="24"/>
-          <w:szCs w:val="24"/>
-        </w:rPr>
-      </w:pPr>
-      <w:r>
-        <w:rPr>
-          <w:rStyle w:val="HTMLCode"/>
-          <w:sz w:val="24"/>
-          <w:szCs w:val="24"/>
-        </w:rPr>
-        <w:t>┌──────────────────────────────────────────────┐</w:t>
-      </w:r>
-    </w:p>
-    <w:p>
-      <w:pPr>
-        <w:pStyle w:val="HTMLPreformatted"/>
-        <w:rPr>
-          <w:rStyle w:val="HTMLCode"/>
-          <w:sz w:val="24"/>
-          <w:szCs w:val="24"/>
-        </w:rPr>
-      </w:pPr>
-      <w:r>
-        <w:rPr>
-          <w:rStyle w:val="HTMLCode"/>
-          <w:sz w:val="24"/>
-          <w:szCs w:val="24"/>
-        </w:rPr>
-        <w:t>│ 4. TRANSPORT                                 │</w:t>
-      </w:r>
-    </w:p>
-    <w:p>
-      <w:pPr>
-        <w:pStyle w:val="HTMLPreformatted"/>
-        <w:rPr>
-          <w:rStyle w:val="HTMLCode"/>
-          <w:sz w:val="24"/>
-          <w:szCs w:val="24"/>
-        </w:rPr>
-      </w:pPr>
-      <w:r>
-        <w:rPr>
-          <w:rStyle w:val="HTMLCode"/>
-          <w:sz w:val="24"/>
-          <w:szCs w:val="24"/>
-        </w:rPr>
-        <w:t>│ Reliable Delivery, Segmentation              │</w:t>
-      </w:r>
-    </w:p>
-    <w:p>
-      <w:pPr>
-        <w:pStyle w:val="HTMLPreformatted"/>
-        <w:rPr>
-          <w:rStyle w:val="HTMLCode"/>
-          <w:sz w:val="24"/>
-          <w:szCs w:val="24"/>
-        </w:rPr>
-      </w:pPr>
-      <w:r>
-        <w:rPr>
-          <w:rStyle w:val="HTMLCode"/>
-          <w:sz w:val="24"/>
-          <w:szCs w:val="24"/>
-        </w:rPr>
-        <w:t>│ Flow Control, Error Recovery                 │</w:t>
-      </w:r>
-    </w:p>
-    <w:p>
-      <w:pPr>
-        <w:pStyle w:val="HTMLPreformatted"/>
-        <w:rPr>
-          <w:rStyle w:val="HTMLCode"/>
-          <w:sz w:val="24"/>
-          <w:szCs w:val="24"/>
-        </w:rPr>
-      </w:pPr>
-      <w:r>
-        <w:rPr>
-          <w:rStyle w:val="HTMLCode"/>
-          <w:sz w:val="24"/>
-          <w:szCs w:val="24"/>
-        </w:rPr>
-        <w:t>│ Protocols: TCP, UDP                          │</w:t>
-      </w:r>
-    </w:p>
-    <w:p>
-      <w:pPr>
-        <w:pStyle w:val="HTMLPreformatted"/>
-        <w:rPr>
-          <w:rStyle w:val="HTMLCode"/>
-          <w:sz w:val="24"/>
-          <w:szCs w:val="24"/>
-        </w:rPr>
-      </w:pPr>
-      <w:r>
-        <w:rPr>
-          <w:rStyle w:val="HTMLCode"/>
-          <w:sz w:val="24"/>
-          <w:szCs w:val="24"/>
-        </w:rPr>
-        <w:t>│ Address : Port Number                        │</w:t>
-      </w:r>
-    </w:p>
-    <w:p>
-      <w:pPr>
-        <w:pStyle w:val="HTMLPreformatted"/>
-        <w:rPr>
-          <w:rStyle w:val="HTMLCode"/>
-          <w:sz w:val="24"/>
-          <w:szCs w:val="24"/>
-        </w:rPr>
-      </w:pPr>
-      <w:r>
-        <w:rPr>
-          <w:rStyle w:val="HTMLCode"/>
-          <w:sz w:val="24"/>
-          <w:szCs w:val="24"/>
-        </w:rPr>
-        <w:t>│ PDU : Segment                                │</w:t>
-      </w:r>
-    </w:p>
-    <w:p>
-      <w:pPr>
-        <w:pStyle w:val="HTMLPreformatted"/>
-        <w:rPr>
-          <w:rStyle w:val="HTMLCode"/>
-          <w:sz w:val="24"/>
-          <w:szCs w:val="24"/>
-        </w:rPr>
-      </w:pPr>
-      <w:r>
-        <w:rPr>
-          <w:rStyle w:val="HTMLCode"/>
-          <w:sz w:val="24"/>
-          <w:szCs w:val="24"/>
-        </w:rPr>
-        <w:t>└──────────────────────────────────────────────┘</w:t>
-      </w:r>
-    </w:p>
-    <w:p>
-      <w:pPr>
-        <w:pStyle w:val="HTMLPreformatted"/>
-        <w:rPr>
-          <w:rStyle w:val="HTMLCode"/>
-          <w:sz w:val="24"/>
-          <w:szCs w:val="24"/>
-        </w:rPr>
-      </w:pPr>
-      <w:r>
-        <w:rPr>
-          <w:rStyle w:val="HTMLCode"/>
-          <w:sz w:val="24"/>
-          <w:szCs w:val="24"/>
-        </w:rPr>
-        <w:t xml:space="preserve">                     │</w:t>
-      </w:r>
-    </w:p>
-    <w:p>
-      <w:pPr>
-        <w:pStyle w:val="HTMLPreformatted"/>
-        <w:rPr>
-          <w:rStyle w:val="HTMLCode"/>
-          <w:sz w:val="24"/>
-          <w:szCs w:val="24"/>
-        </w:rPr>
-      </w:pPr>
-      <w:r>
-        <w:rPr>
-          <w:rStyle w:val="HTMLCode"/>
-          <w:sz w:val="24"/>
-          <w:szCs w:val="24"/>
-        </w:rPr>
-        <w:t xml:space="preserve">                     ▼</w:t>
-      </w:r>
-    </w:p>
-    <w:p>
-      <w:pPr>
-        <w:pStyle w:val="HTMLPreformatted"/>
-        <w:rPr>
-          <w:rStyle w:val="HTMLCode"/>
-          <w:sz w:val="24"/>
-          <w:szCs w:val="24"/>
-        </w:rPr>
-      </w:pPr>
-      <w:r>
-        <w:rPr>
-          <w:rStyle w:val="HTMLCode"/>
-          <w:sz w:val="24"/>
-          <w:szCs w:val="24"/>
-        </w:rPr>
-        <w:t>┌──────────────────────────────────────────────┐</w:t>
-      </w:r>
-    </w:p>
-    <w:p>
-      <w:pPr>
-        <w:pStyle w:val="HTMLPreformatted"/>
-        <w:rPr>
-          <w:rStyle w:val="HTMLCode"/>
-          <w:sz w:val="24"/>
-          <w:szCs w:val="24"/>
-        </w:rPr>
-      </w:pPr>
-      <w:r>
-        <w:rPr>
-          <w:rStyle w:val="HTMLCode"/>
-          <w:sz w:val="24"/>
-          <w:szCs w:val="24"/>
-        </w:rPr>
-        <w:t>│ 3. NETWORK                                   │</w:t>
-      </w:r>
-    </w:p>
-    <w:p>
-      <w:pPr>
-        <w:pStyle w:val="HTMLPreformatted"/>
-        <w:rPr>
-          <w:rStyle w:val="HTMLCode"/>
-          <w:sz w:val="24"/>
-          <w:szCs w:val="24"/>
-        </w:rPr>
-      </w:pPr>
-      <w:r>
-        <w:rPr>
-          <w:rStyle w:val="HTMLCode"/>
-          <w:sz w:val="24"/>
-          <w:szCs w:val="24"/>
-        </w:rPr>
-        <w:t>│ Routing &amp; Logical Addressing                 │</w:t>
-      </w:r>
-    </w:p>
-    <w:p>
-      <w:pPr>
-        <w:pStyle w:val="HTMLPreformatted"/>
-        <w:rPr>
-          <w:rStyle w:val="HTMLCode"/>
-          <w:sz w:val="24"/>
-          <w:szCs w:val="24"/>
-        </w:rPr>
-      </w:pPr>
-      <w:r>
-        <w:rPr>
-          <w:rStyle w:val="HTMLCode"/>
-          <w:sz w:val="24"/>
-          <w:szCs w:val="24"/>
-        </w:rPr>
-        <w:t>│ Device : Router                              │</w:t>
-      </w:r>
-    </w:p>
-    <w:p>
-      <w:pPr>
-        <w:pStyle w:val="HTMLPreformatted"/>
-        <w:rPr>
-          <w:rStyle w:val="HTMLCode"/>
-          <w:sz w:val="24"/>
-          <w:szCs w:val="24"/>
-        </w:rPr>
-      </w:pPr>
-      <w:r>
-        <w:rPr>
-          <w:rStyle w:val="HTMLCode"/>
-          <w:sz w:val="24"/>
-          <w:szCs w:val="24"/>
-        </w:rPr>
-        <w:t>│ Protocols: IP, ICMP                          │</w:t>
-      </w:r>
-    </w:p>
-    <w:p>
-      <w:pPr>
-        <w:pStyle w:val="HTMLPreformatted"/>
-        <w:rPr>
-          <w:rStyle w:val="HTMLCode"/>
-          <w:sz w:val="24"/>
-          <w:szCs w:val="24"/>
-        </w:rPr>
-      </w:pPr>
-      <w:r>
-        <w:rPr>
-          <w:rStyle w:val="HTMLCode"/>
-          <w:sz w:val="24"/>
-          <w:szCs w:val="24"/>
-        </w:rPr>
-        <w:t>│ Address : IP Address                         │</w:t>
-      </w:r>
-    </w:p>
-    <w:p>
-      <w:pPr>
-        <w:pStyle w:val="HTMLPreformatted"/>
-        <w:rPr>
-          <w:rStyle w:val="HTMLCode"/>
-          <w:sz w:val="24"/>
-          <w:szCs w:val="24"/>
-        </w:rPr>
-      </w:pPr>
-      <w:r>
-        <w:rPr>
-          <w:rStyle w:val="HTMLCode"/>
-          <w:sz w:val="24"/>
-          <w:szCs w:val="24"/>
-        </w:rPr>
-        <w:lastRenderedPageBreak/>
-        <w:t>│ PDU : Packet                                 │</w:t>
-      </w:r>
-    </w:p>
-    <w:p>
-      <w:pPr>
-        <w:pStyle w:val="HTMLPreformatted"/>
-        <w:rPr>
-          <w:rStyle w:val="HTMLCode"/>
-          <w:sz w:val="24"/>
-          <w:szCs w:val="24"/>
-        </w:rPr>
-      </w:pPr>
-      <w:r>
-        <w:rPr>
-          <w:rStyle w:val="HTMLCode"/>
-          <w:sz w:val="24"/>
-          <w:szCs w:val="24"/>
-        </w:rPr>
-        <w:t>└──────────────────────────────────────────────┘</w:t>
-      </w:r>
-    </w:p>
-    <w:p>
-      <w:pPr>
-        <w:pStyle w:val="HTMLPreformatted"/>
-        <w:rPr>
-          <w:rStyle w:val="HTMLCode"/>
-          <w:sz w:val="24"/>
-          <w:szCs w:val="24"/>
-        </w:rPr>
-      </w:pPr>
-      <w:r>
-        <w:rPr>
-          <w:rStyle w:val="HTMLCode"/>
-          <w:sz w:val="24"/>
-          <w:szCs w:val="24"/>
-        </w:rPr>
-        <w:t xml:space="preserve">                     │</w:t>
-      </w:r>
-    </w:p>
-    <w:p>
-      <w:pPr>
-        <w:pStyle w:val="HTMLPreformatted"/>
-        <w:rPr>
-          <w:rStyle w:val="HTMLCode"/>
-          <w:sz w:val="24"/>
-          <w:szCs w:val="24"/>
-        </w:rPr>
-      </w:pPr>
-      <w:r>
-        <w:rPr>
-          <w:rStyle w:val="HTMLCode"/>
-          <w:sz w:val="24"/>
-          <w:szCs w:val="24"/>
-        </w:rPr>
-        <w:t xml:space="preserve">                     ▼</w:t>
-      </w:r>
-    </w:p>
-    <w:p>
-      <w:pPr>
-        <w:pStyle w:val="HTMLPreformatted"/>
-        <w:rPr>
-          <w:rStyle w:val="HTMLCode"/>
-          <w:sz w:val="24"/>
-          <w:szCs w:val="24"/>
-        </w:rPr>
-      </w:pPr>
-      <w:r>
-        <w:rPr>
-          <w:rStyle w:val="HTMLCode"/>
-          <w:sz w:val="24"/>
-          <w:szCs w:val="24"/>
-        </w:rPr>
-        <w:t>┌──────────────────────────────────────────────┐</w:t>
-      </w:r>
-    </w:p>
-    <w:p>
-      <w:pPr>
-        <w:pStyle w:val="HTMLPreformatted"/>
-        <w:rPr>
-          <w:rStyle w:val="HTMLCode"/>
-          <w:sz w:val="24"/>
-          <w:szCs w:val="24"/>
-        </w:rPr>
-      </w:pPr>
-      <w:r>
-        <w:rPr>
-          <w:rStyle w:val="HTMLCode"/>
-          <w:sz w:val="24"/>
-          <w:szCs w:val="24"/>
-        </w:rPr>
-        <w:t>│ 2. DATA LINK                                 │</w:t>
-      </w:r>
-    </w:p>
-    <w:p>
-      <w:pPr>
-        <w:pStyle w:val="HTMLPreformatted"/>
-        <w:rPr>
-          <w:rStyle w:val="HTMLCode"/>
-          <w:sz w:val="24"/>
-          <w:szCs w:val="24"/>
-        </w:rPr>
-      </w:pPr>
-      <w:r>
-        <w:rPr>
-          <w:rStyle w:val="HTMLCode"/>
-          <w:sz w:val="24"/>
-          <w:szCs w:val="24"/>
-        </w:rPr>
-        <w:t>│ Framing, MAC Address, Error Detection        │</w:t>
-      </w:r>
-    </w:p>
-    <w:p>
-      <w:pPr>
-        <w:pStyle w:val="HTMLPreformatted"/>
-        <w:rPr>
-          <w:rStyle w:val="HTMLCode"/>
-          <w:sz w:val="24"/>
-          <w:szCs w:val="24"/>
-        </w:rPr>
-      </w:pPr>
-      <w:r>
-        <w:rPr>
-          <w:rStyle w:val="HTMLCode"/>
-          <w:sz w:val="24"/>
-          <w:szCs w:val="24"/>
-        </w:rPr>
-        <w:t>│ Devices : Switch, Bridge                     │</w:t>
-      </w:r>
-    </w:p>
-    <w:p>
-      <w:pPr>
-        <w:pStyle w:val="HTMLPreformatted"/>
-        <w:rPr>
-          <w:rStyle w:val="HTMLCode"/>
-          <w:sz w:val="24"/>
-          <w:szCs w:val="24"/>
-        </w:rPr>
-      </w:pPr>
-      <w:r>
-        <w:rPr>
-          <w:rStyle w:val="HTMLCode"/>
-          <w:sz w:val="24"/>
-          <w:szCs w:val="24"/>
-        </w:rPr>
-        <w:t>│ Address : MAC Address                        │</w:t>
-      </w:r>
-    </w:p>
-    <w:p>
-      <w:pPr>
-        <w:pStyle w:val="HTMLPreformatted"/>
-        <w:rPr>
-          <w:rStyle w:val="HTMLCode"/>
-          <w:sz w:val="24"/>
-          <w:szCs w:val="24"/>
-        </w:rPr>
-      </w:pPr>
-      <w:r>
-        <w:rPr>
-          <w:rStyle w:val="HTMLCode"/>
-          <w:sz w:val="24"/>
-          <w:szCs w:val="24"/>
-        </w:rPr>
-        <w:t>│ PDU : Frame                                  │</w:t>
-      </w:r>
-    </w:p>
-    <w:p>
-      <w:pPr>
-        <w:pStyle w:val="HTMLPreformatted"/>
-        <w:rPr>
-          <w:rStyle w:val="HTMLCode"/>
-          <w:sz w:val="24"/>
-          <w:szCs w:val="24"/>
-        </w:rPr>
-      </w:pPr>
-      <w:r>
-        <w:rPr>
-          <w:rStyle w:val="HTMLCode"/>
-          <w:sz w:val="24"/>
-          <w:szCs w:val="24"/>
-        </w:rPr>
-        <w:t>└──────────────────────────────────────────────┘</w:t>
-      </w:r>
-    </w:p>
-    <w:p>
-      <w:pPr>
-        <w:pStyle w:val="HTMLPreformatted"/>
-        <w:rPr>
-          <w:rStyle w:val="HTMLCode"/>
-          <w:sz w:val="24"/>
-          <w:szCs w:val="24"/>
-        </w:rPr>
-      </w:pPr>
-      <w:r>
-        <w:rPr>
-          <w:rStyle w:val="HTMLCode"/>
-          <w:sz w:val="24"/>
-          <w:szCs w:val="24"/>
-        </w:rPr>
-        <w:t xml:space="preserve">                     │</w:t>
-      </w:r>
-    </w:p>
-    <w:p>
-      <w:pPr>
-        <w:pStyle w:val="HTMLPreformatted"/>
-        <w:rPr>
-          <w:rStyle w:val="HTMLCode"/>
-          <w:sz w:val="24"/>
-          <w:szCs w:val="24"/>
-        </w:rPr>
-      </w:pPr>
-      <w:r>
-        <w:rPr>
-          <w:rStyle w:val="HTMLCode"/>
-          <w:sz w:val="24"/>
-          <w:szCs w:val="24"/>
-        </w:rPr>
-        <w:t xml:space="preserve">                     ▼</w:t>
-      </w:r>
-    </w:p>
-    <w:p>
-      <w:pPr>
-        <w:pStyle w:val="HTMLPreformatted"/>
-        <w:rPr>
-          <w:rStyle w:val="HTMLCode"/>
-          <w:sz w:val="24"/>
-          <w:szCs w:val="24"/>
-        </w:rPr>
-      </w:pPr>
-      <w:r>
-        <w:rPr>
-          <w:rStyle w:val="HTMLCode"/>
-          <w:sz w:val="24"/>
-          <w:szCs w:val="24"/>
-        </w:rPr>
-        <w:t>┌──────────────────────────────────────────────┐</w:t>
-      </w:r>
-    </w:p>
-    <w:p>
-      <w:pPr>
-        <w:pStyle w:val="HTMLPreformatted"/>
-        <w:rPr>
-          <w:rStyle w:val="HTMLCode"/>
-          <w:sz w:val="24"/>
-          <w:szCs w:val="24"/>
-        </w:rPr>
-      </w:pPr>
-      <w:r>
-        <w:rPr>
-          <w:rStyle w:val="HTMLCode"/>
-          <w:sz w:val="24"/>
-          <w:szCs w:val="24"/>
-        </w:rPr>
-        <w:t>│ 1. PHYSICAL                                  │</w:t>
-      </w:r>
-    </w:p>
-    <w:p>
-      <w:pPr>
-        <w:pStyle w:val="HTMLPreformatted"/>
-        <w:rPr>
-          <w:rStyle w:val="HTMLCode"/>
-          <w:sz w:val="24"/>
-          <w:szCs w:val="24"/>
-        </w:rPr>
-      </w:pPr>
-      <w:r>
-        <w:rPr>
-          <w:rStyle w:val="HTMLCode"/>
-          <w:sz w:val="24"/>
-          <w:szCs w:val="24"/>
-        </w:rPr>
-        <w:t>│ Sends Raw Bits Through Cable/Fiber/Wireless  │</w:t>
-      </w:r>
-    </w:p>
-    <w:p>
-      <w:pPr>
-        <w:pStyle w:val="HTMLPreformatted"/>
-        <w:rPr>
-          <w:rStyle w:val="HTMLCode"/>
-          <w:sz w:val="24"/>
-          <w:szCs w:val="24"/>
-        </w:rPr>
-      </w:pPr>
-      <w:r>
-        <w:rPr>
-          <w:rStyle w:val="HTMLCode"/>
-          <w:sz w:val="24"/>
-          <w:szCs w:val="24"/>
-        </w:rPr>
-        <w:t>│ Devices : Hub, Repeater                      │</w:t>
-      </w:r>
-    </w:p>
-    <w:p>
-      <w:pPr>
-        <w:pStyle w:val="HTMLPreformatted"/>
-        <w:rPr>
-          <w:rStyle w:val="HTMLCode"/>
-          <w:sz w:val="24"/>
-          <w:szCs w:val="24"/>
-        </w:rPr>
-      </w:pPr>
-      <w:r>
-        <w:rPr>
-          <w:rStyle w:val="HTMLCode"/>
-          <w:sz w:val="24"/>
-          <w:szCs w:val="24"/>
-        </w:rPr>
-        <w:t>│ PDU : Bits                                   │</w:t>
+        <w:t xml:space="preserve">│ </w:t>
+      </w:r>
+      <w:proofErr w:type="gramStart"/>
+      <w:r>
+        <w:rPr>
+          <w:rStyle w:val="HTMLCode"/>
+          <w:sz w:val="24"/>
+          <w:szCs w:val="24"/>
+        </w:rPr>
+        <w:t>PDU :</w:t>
+      </w:r>
+      <w:proofErr w:type="gramEnd"/>
+      <w:r>
+        <w:rPr>
+          <w:rStyle w:val="HTMLCode"/>
+          <w:sz w:val="24"/>
+          <w:szCs w:val="24"/>
+        </w:rPr>
+        <w:t xml:space="preserve"> Bits                                   │</w:t>
       </w:r>
     </w:p>
     <w:p>
@@ -26584,6 +27186,7 @@
           <w:sz w:val="24"/>
           <w:szCs w:val="24"/>
         </w:rPr>
+        <w:lastRenderedPageBreak/>
         <w:t>Physical    → Bits</w:t>
       </w:r>
     </w:p>
@@ -26686,7 +27289,6 @@
           <w:sz w:val="24"/>
           <w:szCs w:val="24"/>
         </w:rPr>
-        <w:lastRenderedPageBreak/>
         <w:t>Transmission Media</w:t>
       </w:r>
     </w:p>
@@ -27471,6 +28073,7 @@
                 <w:sz w:val="24"/>
                 <w:szCs w:val="24"/>
               </w:rPr>
+              <w:lastRenderedPageBreak/>
               <w:t>Layer</w:t>
             </w:r>
           </w:p>
@@ -27684,9 +28287,8 @@
           <w:sz w:val="24"/>
           <w:szCs w:val="24"/>
         </w:rPr>
-        <w:lastRenderedPageBreak/>
         <w:pict>
-          <v:rect id="_x0000_i1173" style="width:0;height:1.5pt" o:hralign="center" o:hrstd="t" o:hr="t" fillcolor="#a0a0a0" stroked="f"/>
+          <v:rect id="_x0000_i1089" style="width:0;height:1.5pt" o:hralign="center" o:hrstd="t" o:hr="t" fillcolor="#a0a0a0" stroked="f"/>
         </w:pict>
       </w:r>
     </w:p>
@@ -28090,7 +28692,7 @@
           <w:szCs w:val="24"/>
         </w:rPr>
         <w:pict>
-          <v:rect id="_x0000_i1091" style="width:0;height:1.5pt" o:hralign="center" o:hrstd="t" o:hr="t" fillcolor="#a0a0a0" stroked="f"/>
+          <v:rect id="_x0000_i1090" style="width:0;height:1.5pt" o:hralign="center" o:hrstd="t" o:hr="t" fillcolor="#a0a0a0" stroked="f"/>
         </w:pict>
       </w:r>
     </w:p>
@@ -28395,6 +28997,7 @@
           <w:sz w:val="24"/>
           <w:szCs w:val="24"/>
         </w:rPr>
+        <w:lastRenderedPageBreak/>
         <w:t>Transport</w:t>
       </w:r>
     </w:p>
@@ -28515,7 +29118,6 @@
           <w:sz w:val="24"/>
           <w:szCs w:val="24"/>
         </w:rPr>
-        <w:lastRenderedPageBreak/>
         <w:t xml:space="preserve">        ↓</w:t>
       </w:r>
     </w:p>
@@ -28989,7 +29591,7 @@
           <w:szCs w:val="24"/>
         </w:rPr>
         <w:pict>
-          <v:rect id="_x0000_i1175" style="width:0;height:1.5pt" o:hralign="center" o:hrstd="t" o:hr="t" fillcolor="#a0a0a0" stroked="f"/>
+          <v:rect id="_x0000_i1091" style="width:0;height:1.5pt" o:hralign="center" o:hrstd="t" o:hr="t" fillcolor="#a0a0a0" stroked="f"/>
         </w:pict>
       </w:r>
     </w:p>
@@ -29144,7 +29746,7 @@
           <w:szCs w:val="24"/>
         </w:rPr>
         <w:pict>
-          <v:rect id="_x0000_i1176" style="width:0;height:1.5pt" o:hralign="center" o:hrstd="t" o:hr="t" fillcolor="#a0a0a0" stroked="f"/>
+          <v:rect id="_x0000_i1092" style="width:0;height:1.5pt" o:hralign="center" o:hrstd="t" o:hr="t" fillcolor="#a0a0a0" stroked="f"/>
         </w:pict>
       </w:r>
     </w:p>
@@ -29172,8 +29774,6 @@
         </w:rPr>
         <w:t>Disadvantages of OSI Model</w:t>
       </w:r>
-      <w:bookmarkStart w:id="0" w:name="_GoBack"/>
-      <w:bookmarkEnd w:id="0"/>
     </w:p>
     <w:p>
       <w:pPr>
@@ -29194,6 +29794,7 @@
           <w:sz w:val="24"/>
           <w:szCs w:val="24"/>
         </w:rPr>
+        <w:lastRenderedPageBreak/>
         <w:t xml:space="preserve">More theoretical than practical. </w:t>
       </w:r>
     </w:p>
